--- a/Documentation/Pictures/PSC Pictures.docx
+++ b/Documentation/Pictures/PSC Pictures.docx
@@ -1271,23 +1271,7 @@
                                 <w:sz w:val="20"/>
                                 <w:szCs w:val="20"/>
                               </w:rPr>
-                              <w:t xml:space="preserve">Event </w:t>
-                            </w:r>
-                            <w:proofErr w:type="spellStart"/>
-                            <w:r>
-                              <w:rPr>
-                                <w:sz w:val="20"/>
-                                <w:szCs w:val="20"/>
-                              </w:rPr>
-                              <w:t>Reciever</w:t>
-                            </w:r>
-                            <w:proofErr w:type="spellEnd"/>
-                            <w:r>
-                              <w:rPr>
-                                <w:sz w:val="20"/>
-                                <w:szCs w:val="20"/>
-                              </w:rPr>
-                              <w:t>/Fiber Timestamp</w:t>
+                              <w:t>Event Reciever/Fiber Timestamp</w:t>
                             </w:r>
                           </w:p>
                         </w:txbxContent>
@@ -1343,23 +1327,7 @@
                           <w:sz w:val="20"/>
                           <w:szCs w:val="20"/>
                         </w:rPr>
-                        <w:t xml:space="preserve">Event </w:t>
-                      </w:r>
-                      <w:proofErr w:type="spellStart"/>
-                      <w:r>
-                        <w:rPr>
-                          <w:sz w:val="20"/>
-                          <w:szCs w:val="20"/>
-                        </w:rPr>
-                        <w:t>Reciever</w:t>
-                      </w:r>
-                      <w:proofErr w:type="spellEnd"/>
-                      <w:r>
-                        <w:rPr>
-                          <w:sz w:val="20"/>
-                          <w:szCs w:val="20"/>
-                        </w:rPr>
-                        <w:t>/Fiber Timestamp</w:t>
+                        <w:t>Event Reciever/Fiber Timestamp</w:t>
                       </w:r>
                     </w:p>
                   </w:txbxContent>
@@ -2060,7 +2028,6 @@
                                 <w:szCs w:val="20"/>
                               </w:rPr>
                             </w:pPr>
-                            <w:proofErr w:type="gramStart"/>
                             <w:r>
                               <w:rPr>
                                 <w:sz w:val="20"/>
@@ -2068,7 +2035,6 @@
                               </w:rPr>
                               <w:t>FPGA  JTAG</w:t>
                             </w:r>
-                            <w:proofErr w:type="gramEnd"/>
                           </w:p>
                         </w:txbxContent>
                       </wps:txbx>
@@ -2100,7 +2066,6 @@
                           <w:szCs w:val="20"/>
                         </w:rPr>
                       </w:pPr>
-                      <w:proofErr w:type="gramStart"/>
                       <w:r>
                         <w:rPr>
                           <w:sz w:val="20"/>
@@ -2108,7 +2073,6 @@
                         </w:rPr>
                         <w:t>FPGA  JTAG</w:t>
                       </w:r>
-                      <w:proofErr w:type="gramEnd"/>
                     </w:p>
                   </w:txbxContent>
                 </v:textbox>
@@ -2301,17 +2265,8 @@
                                 <w:sz w:val="20"/>
                                 <w:szCs w:val="20"/>
                               </w:rPr>
-                              <w:t xml:space="preserve">Voltage </w:t>
+                              <w:t>Voltage Testpoints</w:t>
                             </w:r>
-                            <w:proofErr w:type="spellStart"/>
-                            <w:r>
-                              <w:rPr>
-                                <w:sz w:val="20"/>
-                                <w:szCs w:val="20"/>
-                              </w:rPr>
-                              <w:t>Testpoints</w:t>
-                            </w:r>
-                            <w:proofErr w:type="spellEnd"/>
                           </w:p>
                         </w:txbxContent>
                       </wps:txbx>
@@ -2348,17 +2303,8 @@
                           <w:sz w:val="20"/>
                           <w:szCs w:val="20"/>
                         </w:rPr>
-                        <w:t xml:space="preserve">Voltage </w:t>
+                        <w:t>Voltage Testpoints</w:t>
                       </w:r>
-                      <w:proofErr w:type="spellStart"/>
-                      <w:r>
-                        <w:rPr>
-                          <w:sz w:val="20"/>
-                          <w:szCs w:val="20"/>
-                        </w:rPr>
-                        <w:t>Testpoints</w:t>
-                      </w:r>
-                      <w:proofErr w:type="spellEnd"/>
                     </w:p>
                   </w:txbxContent>
                 </v:textbox>
@@ -2425,10 +2371,7 @@
                         <w:txbxContent>
                           <w:p>
                             <w:r>
-                              <w:t>CH</w:t>
-                            </w:r>
-                            <w:r>
-                              <w:t>1</w:t>
+                              <w:t>CH1</w:t>
                             </w:r>
                           </w:p>
                         </w:txbxContent>
@@ -2455,10 +2398,7 @@
                   <w:txbxContent>
                     <w:p>
                       <w:r>
-                        <w:t>CH</w:t>
-                      </w:r>
-                      <w:r>
-                        <w:t>1</w:t>
+                        <w:t>CH1</w:t>
                       </w:r>
                     </w:p>
                   </w:txbxContent>
@@ -2509,10 +2449,7 @@
                         <w:txbxContent>
                           <w:p>
                             <w:r>
-                              <w:t>CH</w:t>
-                            </w:r>
-                            <w:r>
-                              <w:t>2</w:t>
+                              <w:t>CH2</w:t>
                             </w:r>
                           </w:p>
                         </w:txbxContent>
@@ -2539,10 +2476,7 @@
                   <w:txbxContent>
                     <w:p>
                       <w:r>
-                        <w:t>CH</w:t>
-                      </w:r>
-                      <w:r>
-                        <w:t>2</w:t>
+                        <w:t>CH2</w:t>
                       </w:r>
                     </w:p>
                   </w:txbxContent>
@@ -2593,10 +2527,7 @@
                         <w:txbxContent>
                           <w:p>
                             <w:r>
-                              <w:t>CH</w:t>
-                            </w:r>
-                            <w:r>
-                              <w:t>3</w:t>
+                              <w:t>CH3</w:t>
                             </w:r>
                           </w:p>
                         </w:txbxContent>
@@ -2623,10 +2554,7 @@
                   <w:txbxContent>
                     <w:p>
                       <w:r>
-                        <w:t>CH</w:t>
-                      </w:r>
-                      <w:r>
-                        <w:t>3</w:t>
+                        <w:t>CH3</w:t>
                       </w:r>
                     </w:p>
                   </w:txbxContent>
@@ -4768,6 +4696,1515 @@
         </w:drawing>
       </w:r>
     </w:p>
+    <w:p/>
+    <w:p>
+      <w:r>
+        <w:br w:type="page"/>
+      </w:r>
+    </w:p>
+    <w:p/>
+    <w:p>
+      <w:r>
+        <w:rPr>
+          <w:noProof/>
+        </w:rPr>
+        <mc:AlternateContent>
+          <mc:Choice Requires="wps">
+            <w:drawing>
+              <wp:anchor distT="45720" distB="45720" distL="114300" distR="114300" simplePos="0" relativeHeight="251821056" behindDoc="0" locked="0" layoutInCell="1" allowOverlap="1" wp14:anchorId="018FC515" wp14:editId="146A2462">
+                <wp:simplePos x="0" y="0"/>
+                <wp:positionH relativeFrom="column">
+                  <wp:posOffset>6114289</wp:posOffset>
+                </wp:positionH>
+                <wp:positionV relativeFrom="paragraph">
+                  <wp:posOffset>4834192</wp:posOffset>
+                </wp:positionV>
+                <wp:extent cx="1369060" cy="317500"/>
+                <wp:effectExtent l="0" t="0" r="0" b="6350"/>
+                <wp:wrapThrough wrapText="bothSides">
+                  <wp:wrapPolygon edited="0">
+                    <wp:start x="902" y="0"/>
+                    <wp:lineTo x="902" y="20736"/>
+                    <wp:lineTo x="20438" y="20736"/>
+                    <wp:lineTo x="20438" y="0"/>
+                    <wp:lineTo x="902" y="0"/>
+                  </wp:wrapPolygon>
+                </wp:wrapThrough>
+                <wp:docPr id="1586076288" name="Text Box 2"/>
+                <wp:cNvGraphicFramePr>
+                  <a:graphicFrameLocks xmlns:a="http://schemas.openxmlformats.org/drawingml/2006/main"/>
+                </wp:cNvGraphicFramePr>
+                <a:graphic xmlns:a="http://schemas.openxmlformats.org/drawingml/2006/main">
+                  <a:graphicData uri="http://schemas.microsoft.com/office/word/2010/wordprocessingShape">
+                    <wps:wsp>
+                      <wps:cNvSpPr txBox="1">
+                        <a:spLocks noChangeArrowheads="1"/>
+                      </wps:cNvSpPr>
+                      <wps:spPr bwMode="auto">
+                        <a:xfrm>
+                          <a:off x="0" y="0"/>
+                          <a:ext cx="1369060" cy="317500"/>
+                        </a:xfrm>
+                        <a:prstGeom prst="rect">
+                          <a:avLst/>
+                        </a:prstGeom>
+                        <a:noFill/>
+                        <a:ln w="9525">
+                          <a:noFill/>
+                          <a:miter lim="800000"/>
+                          <a:headEnd/>
+                          <a:tailEnd/>
+                        </a:ln>
+                      </wps:spPr>
+                      <wps:txbx>
+                        <w:txbxContent>
+                          <w:p>
+                            <w:pPr>
+                              <w:jc w:val="center"/>
+                            </w:pPr>
+                            <w:r>
+                              <w:t>Burden Resistors</w:t>
+                            </w:r>
+                          </w:p>
+                        </w:txbxContent>
+                      </wps:txbx>
+                      <wps:bodyPr rot="0" vert="horz" wrap="square" lIns="91440" tIns="45720" rIns="91440" bIns="45720" anchor="t" anchorCtr="0">
+                        <a:noAutofit/>
+                      </wps:bodyPr>
+                    </wps:wsp>
+                  </a:graphicData>
+                </a:graphic>
+                <wp14:sizeRelH relativeFrom="margin">
+                  <wp14:pctWidth>0</wp14:pctWidth>
+                </wp14:sizeRelH>
+                <wp14:sizeRelV relativeFrom="margin">
+                  <wp14:pctHeight>0</wp14:pctHeight>
+                </wp14:sizeRelV>
+              </wp:anchor>
+            </w:drawing>
+          </mc:Choice>
+          <mc:Fallback>
+            <w:pict>
+              <v:shape w14:anchorId="018FC515" id="_x0000_s1050" type="#_x0000_t202" style="position:absolute;margin-left:481.45pt;margin-top:380.65pt;width:107.8pt;height:25pt;z-index:251821056;visibility:visible;mso-wrap-style:square;mso-width-percent:0;mso-height-percent:0;mso-wrap-distance-left:9pt;mso-wrap-distance-top:3.6pt;mso-wrap-distance-right:9pt;mso-wrap-distance-bottom:3.6pt;mso-position-horizontal:absolute;mso-position-horizontal-relative:text;mso-position-vertical:absolute;mso-position-vertical-relative:text;mso-width-percent:0;mso-height-percent:0;mso-width-relative:margin;mso-height-relative:margin;v-text-anchor:top" o:gfxdata="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" filled="f" stroked="f">
+                <v:textbox>
+                  <w:txbxContent>
+                    <w:p>
+                      <w:pPr>
+                        <w:jc w:val="center"/>
+                      </w:pPr>
+                      <w:r>
+                        <w:t>Burden Resistors</w:t>
+                      </w:r>
+                    </w:p>
+                  </w:txbxContent>
+                </v:textbox>
+                <w10:wrap type="through"/>
+              </v:shape>
+            </w:pict>
+          </mc:Fallback>
+        </mc:AlternateContent>
+      </w:r>
+      <w:r>
+        <w:rPr>
+          <w:noProof/>
+        </w:rPr>
+        <mc:AlternateContent>
+          <mc:Choice Requires="wps">
+            <w:drawing>
+              <wp:anchor distT="45720" distB="45720" distL="114300" distR="114300" simplePos="0" relativeHeight="251819008" behindDoc="0" locked="0" layoutInCell="1" allowOverlap="1" wp14:anchorId="5E7E745F" wp14:editId="08C14941">
+                <wp:simplePos x="0" y="0"/>
+                <wp:positionH relativeFrom="column">
+                  <wp:posOffset>3702050</wp:posOffset>
+                </wp:positionH>
+                <wp:positionV relativeFrom="paragraph">
+                  <wp:posOffset>4686300</wp:posOffset>
+                </wp:positionV>
+                <wp:extent cx="1099820" cy="276225"/>
+                <wp:effectExtent l="0" t="0" r="0" b="0"/>
+                <wp:wrapThrough wrapText="bothSides">
+                  <wp:wrapPolygon edited="0">
+                    <wp:start x="20621" y="571"/>
+                    <wp:lineTo x="1166" y="571"/>
+                    <wp:lineTo x="1166" y="19937"/>
+                    <wp:lineTo x="20621" y="19937"/>
+                    <wp:lineTo x="20621" y="571"/>
+                  </wp:wrapPolygon>
+                </wp:wrapThrough>
+                <wp:docPr id="1119641264" name="Text Box 2"/>
+                <wp:cNvGraphicFramePr>
+                  <a:graphicFrameLocks xmlns:a="http://schemas.openxmlformats.org/drawingml/2006/main"/>
+                </wp:cNvGraphicFramePr>
+                <a:graphic xmlns:a="http://schemas.openxmlformats.org/drawingml/2006/main">
+                  <a:graphicData uri="http://schemas.microsoft.com/office/word/2010/wordprocessingShape">
+                    <wps:wsp>
+                      <wps:cNvSpPr txBox="1">
+                        <a:spLocks noChangeArrowheads="1"/>
+                      </wps:cNvSpPr>
+                      <wps:spPr bwMode="auto">
+                        <a:xfrm rot="16200000">
+                          <a:off x="0" y="0"/>
+                          <a:ext cx="1099820" cy="276225"/>
+                        </a:xfrm>
+                        <a:prstGeom prst="rect">
+                          <a:avLst/>
+                        </a:prstGeom>
+                        <a:noFill/>
+                        <a:ln w="9525">
+                          <a:noFill/>
+                          <a:miter lim="800000"/>
+                          <a:headEnd/>
+                          <a:tailEnd/>
+                        </a:ln>
+                      </wps:spPr>
+                      <wps:txbx>
+                        <w:txbxContent>
+                          <w:p>
+                            <w:pPr>
+                              <w:jc w:val="right"/>
+                              <w:rPr>
+                                <w:rFonts w:eastAsiaTheme="minorEastAsia"/>
+                              </w:rPr>
+                            </w:pPr>
+                            <w:r>
+                              <w:t xml:space="preserve">Comp </w:t>
+                            </w:r>
+                            <w:r>
+                              <w:t>C</w:t>
+                            </w:r>
+                            <w:r>
+                              <w:t xml:space="preserve"> (</w:t>
+                            </w:r>
+                            <m:oMath>
+                              <m:sSub>
+                                <m:sSubPr>
+                                  <m:ctrlPr>
+                                    <w:rPr>
+                                      <w:rFonts w:ascii="Cambria Math" w:hAnsi="Cambria Math"/>
+                                      <w:i/>
+                                    </w:rPr>
+                                  </m:ctrlPr>
+                                </m:sSubPr>
+                                <m:e>
+                                  <m:r>
+                                    <w:rPr>
+                                      <w:rFonts w:ascii="Cambria Math" w:hAnsi="Cambria Math"/>
+                                    </w:rPr>
+                                    <m:t>K</m:t>
+                                  </m:r>
+                                </m:e>
+                                <m:sub>
+                                  <m:r>
+                                    <w:rPr>
+                                      <w:rFonts w:ascii="Cambria Math" w:hAnsi="Cambria Math"/>
+                                    </w:rPr>
+                                    <m:t>i</m:t>
+                                  </m:r>
+                                </m:sub>
+                              </m:sSub>
+                              <m:r>
+                                <w:rPr>
+                                  <w:rFonts w:ascii="Cambria Math" w:hAnsi="Cambria Math"/>
+                                </w:rPr>
+                                <m:t>)</m:t>
+                              </m:r>
+                            </m:oMath>
+                          </w:p>
+                        </w:txbxContent>
+                      </wps:txbx>
+                      <wps:bodyPr rot="0" vert="horz" wrap="square" lIns="91440" tIns="45720" rIns="91440" bIns="45720" anchor="t" anchorCtr="0">
+                        <a:noAutofit/>
+                      </wps:bodyPr>
+                    </wps:wsp>
+                  </a:graphicData>
+                </a:graphic>
+                <wp14:sizeRelH relativeFrom="margin">
+                  <wp14:pctWidth>0</wp14:pctWidth>
+                </wp14:sizeRelH>
+                <wp14:sizeRelV relativeFrom="margin">
+                  <wp14:pctHeight>0</wp14:pctHeight>
+                </wp14:sizeRelV>
+              </wp:anchor>
+            </w:drawing>
+          </mc:Choice>
+          <mc:Fallback>
+            <w:pict>
+              <v:shape w14:anchorId="5E7E745F" id="_x0000_s1051" type="#_x0000_t202" style="position:absolute;margin-left:291.5pt;margin-top:369pt;width:86.6pt;height:21.75pt;rotation:-90;z-index:251819008;visibility:visible;mso-wrap-style:square;mso-width-percent:0;mso-height-percent:0;mso-wrap-distance-left:9pt;mso-wrap-distance-top:3.6pt;mso-wrap-distance-right:9pt;mso-wrap-distance-bottom:3.6pt;mso-position-horizontal:absolute;mso-position-horizontal-relative:text;mso-position-vertical:absolute;mso-position-vertical-relative:text;mso-width-percent:0;mso-height-percent:0;mso-width-relative:margin;mso-height-relative:margin;v-text-anchor:top" o:gfxdata="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" filled="f" stroked="f">
+                <v:textbox>
+                  <w:txbxContent>
+                    <w:p>
+                      <w:pPr>
+                        <w:jc w:val="right"/>
+                        <w:rPr>
+                          <w:rFonts w:eastAsiaTheme="minorEastAsia"/>
+                        </w:rPr>
+                      </w:pPr>
+                      <w:r>
+                        <w:t xml:space="preserve">Comp </w:t>
+                      </w:r>
+                      <w:r>
+                        <w:t>C</w:t>
+                      </w:r>
+                      <w:r>
+                        <w:t xml:space="preserve"> (</w:t>
+                      </w:r>
+                      <m:oMath>
+                        <m:sSub>
+                          <m:sSubPr>
+                            <m:ctrlPr>
+                              <w:rPr>
+                                <w:rFonts w:ascii="Cambria Math" w:hAnsi="Cambria Math"/>
+                                <w:i/>
+                              </w:rPr>
+                            </m:ctrlPr>
+                          </m:sSubPr>
+                          <m:e>
+                            <m:r>
+                              <w:rPr>
+                                <w:rFonts w:ascii="Cambria Math" w:hAnsi="Cambria Math"/>
+                              </w:rPr>
+                              <m:t>K</m:t>
+                            </m:r>
+                          </m:e>
+                          <m:sub>
+                            <m:r>
+                              <w:rPr>
+                                <w:rFonts w:ascii="Cambria Math" w:hAnsi="Cambria Math"/>
+                              </w:rPr>
+                              <m:t>i</m:t>
+                            </m:r>
+                          </m:sub>
+                        </m:sSub>
+                        <m:r>
+                          <w:rPr>
+                            <w:rFonts w:ascii="Cambria Math" w:hAnsi="Cambria Math"/>
+                          </w:rPr>
+                          <m:t>)</m:t>
+                        </m:r>
+                      </m:oMath>
+                    </w:p>
+                  </w:txbxContent>
+                </v:textbox>
+                <w10:wrap type="through"/>
+              </v:shape>
+            </w:pict>
+          </mc:Fallback>
+        </mc:AlternateContent>
+      </w:r>
+      <w:r>
+        <w:rPr>
+          <w:noProof/>
+        </w:rPr>
+        <mc:AlternateContent>
+          <mc:Choice Requires="wps">
+            <w:drawing>
+              <wp:anchor distT="45720" distB="45720" distL="114300" distR="114300" simplePos="0" relativeHeight="251813888" behindDoc="0" locked="0" layoutInCell="1" allowOverlap="1" wp14:anchorId="791086C4" wp14:editId="5C167E12">
+                <wp:simplePos x="0" y="0"/>
+                <wp:positionH relativeFrom="column">
+                  <wp:posOffset>4064635</wp:posOffset>
+                </wp:positionH>
+                <wp:positionV relativeFrom="paragraph">
+                  <wp:posOffset>4642485</wp:posOffset>
+                </wp:positionV>
+                <wp:extent cx="1052830" cy="276225"/>
+                <wp:effectExtent l="0" t="0" r="2223" b="0"/>
+                <wp:wrapThrough wrapText="bothSides">
+                  <wp:wrapPolygon edited="0">
+                    <wp:start x="20669" y="919"/>
+                    <wp:lineTo x="1518" y="919"/>
+                    <wp:lineTo x="1518" y="20284"/>
+                    <wp:lineTo x="20669" y="20284"/>
+                    <wp:lineTo x="20669" y="919"/>
+                  </wp:wrapPolygon>
+                </wp:wrapThrough>
+                <wp:docPr id="1072576545" name="Text Box 2"/>
+                <wp:cNvGraphicFramePr>
+                  <a:graphicFrameLocks xmlns:a="http://schemas.openxmlformats.org/drawingml/2006/main"/>
+                </wp:cNvGraphicFramePr>
+                <a:graphic xmlns:a="http://schemas.openxmlformats.org/drawingml/2006/main">
+                  <a:graphicData uri="http://schemas.microsoft.com/office/word/2010/wordprocessingShape">
+                    <wps:wsp>
+                      <wps:cNvSpPr txBox="1">
+                        <a:spLocks noChangeArrowheads="1"/>
+                      </wps:cNvSpPr>
+                      <wps:spPr bwMode="auto">
+                        <a:xfrm rot="16200000">
+                          <a:off x="0" y="0"/>
+                          <a:ext cx="1052830" cy="276225"/>
+                        </a:xfrm>
+                        <a:prstGeom prst="rect">
+                          <a:avLst/>
+                        </a:prstGeom>
+                        <a:noFill/>
+                        <a:ln w="9525">
+                          <a:noFill/>
+                          <a:miter lim="800000"/>
+                          <a:headEnd/>
+                          <a:tailEnd/>
+                        </a:ln>
+                      </wps:spPr>
+                      <wps:txbx>
+                        <w:txbxContent>
+                          <w:p>
+                            <w:pPr>
+                              <w:jc w:val="right"/>
+                              <w:rPr>
+                                <w:rFonts w:eastAsiaTheme="minorEastAsia"/>
+                              </w:rPr>
+                            </w:pPr>
+                            <w:r>
+                              <w:t>Comp R (</w:t>
+                            </w:r>
+                            <m:oMath>
+                              <m:r>
+                                <w:rPr>
+                                  <w:rFonts w:ascii="Cambria Math" w:hAnsi="Cambria Math"/>
+                                </w:rPr>
+                                <m:t>Kp)</m:t>
+                              </m:r>
+                            </m:oMath>
+                          </w:p>
+                        </w:txbxContent>
+                      </wps:txbx>
+                      <wps:bodyPr rot="0" vert="horz" wrap="square" lIns="91440" tIns="45720" rIns="91440" bIns="45720" anchor="t" anchorCtr="0">
+                        <a:noAutofit/>
+                      </wps:bodyPr>
+                    </wps:wsp>
+                  </a:graphicData>
+                </a:graphic>
+                <wp14:sizeRelH relativeFrom="margin">
+                  <wp14:pctWidth>0</wp14:pctWidth>
+                </wp14:sizeRelH>
+                <wp14:sizeRelV relativeFrom="margin">
+                  <wp14:pctHeight>0</wp14:pctHeight>
+                </wp14:sizeRelV>
+              </wp:anchor>
+            </w:drawing>
+          </mc:Choice>
+          <mc:Fallback>
+            <w:pict>
+              <v:shape w14:anchorId="791086C4" id="_x0000_s1052" type="#_x0000_t202" style="position:absolute;margin-left:320.05pt;margin-top:365.55pt;width:82.9pt;height:21.75pt;rotation:-90;z-index:251813888;visibility:visible;mso-wrap-style:square;mso-width-percent:0;mso-height-percent:0;mso-wrap-distance-left:9pt;mso-wrap-distance-top:3.6pt;mso-wrap-distance-right:9pt;mso-wrap-distance-bottom:3.6pt;mso-position-horizontal:absolute;mso-position-horizontal-relative:text;mso-position-vertical:absolute;mso-position-vertical-relative:text;mso-width-percent:0;mso-height-percent:0;mso-width-relative:margin;mso-height-relative:margin;v-text-anchor:top" o:gfxdata="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" filled="f" stroked="f">
+                <v:textbox>
+                  <w:txbxContent>
+                    <w:p>
+                      <w:pPr>
+                        <w:jc w:val="right"/>
+                        <w:rPr>
+                          <w:rFonts w:eastAsiaTheme="minorEastAsia"/>
+                        </w:rPr>
+                      </w:pPr>
+                      <w:r>
+                        <w:t>Comp R (</w:t>
+                      </w:r>
+                      <m:oMath>
+                        <m:r>
+                          <w:rPr>
+                            <w:rFonts w:ascii="Cambria Math" w:hAnsi="Cambria Math"/>
+                          </w:rPr>
+                          <m:t>Kp)</m:t>
+                        </m:r>
+                      </m:oMath>
+                    </w:p>
+                  </w:txbxContent>
+                </v:textbox>
+                <w10:wrap type="through"/>
+              </v:shape>
+            </w:pict>
+          </mc:Fallback>
+        </mc:AlternateContent>
+      </w:r>
+      <w:r>
+        <w:rPr>
+          <w:noProof/>
+        </w:rPr>
+        <mc:AlternateContent>
+          <mc:Choice Requires="wps">
+            <w:drawing>
+              <wp:anchor distT="0" distB="0" distL="114300" distR="114300" simplePos="0" relativeHeight="251816960" behindDoc="0" locked="0" layoutInCell="1" allowOverlap="1" wp14:anchorId="1E7E7A3A" wp14:editId="7B5DB1F5">
+                <wp:simplePos x="0" y="0"/>
+                <wp:positionH relativeFrom="column">
+                  <wp:posOffset>4590199</wp:posOffset>
+                </wp:positionH>
+                <wp:positionV relativeFrom="paragraph">
+                  <wp:posOffset>3558470</wp:posOffset>
+                </wp:positionV>
+                <wp:extent cx="5024" cy="698360"/>
+                <wp:effectExtent l="57150" t="38100" r="71755" b="6985"/>
+                <wp:wrapNone/>
+                <wp:docPr id="1613106108" name="Straight Arrow Connector 83"/>
+                <wp:cNvGraphicFramePr/>
+                <a:graphic xmlns:a="http://schemas.openxmlformats.org/drawingml/2006/main">
+                  <a:graphicData uri="http://schemas.microsoft.com/office/word/2010/wordprocessingShape">
+                    <wps:wsp>
+                      <wps:cNvCnPr/>
+                      <wps:spPr>
+                        <a:xfrm flipH="1" flipV="1">
+                          <a:off x="0" y="0"/>
+                          <a:ext cx="5024" cy="698360"/>
+                        </a:xfrm>
+                        <a:prstGeom prst="straightConnector1">
+                          <a:avLst/>
+                        </a:prstGeom>
+                        <a:ln w="38100">
+                          <a:solidFill>
+                            <a:srgbClr val="EE0000"/>
+                          </a:solidFill>
+                          <a:tailEnd type="triangle"/>
+                        </a:ln>
+                      </wps:spPr>
+                      <wps:style>
+                        <a:lnRef idx="2">
+                          <a:schemeClr val="accent1"/>
+                        </a:lnRef>
+                        <a:fillRef idx="0">
+                          <a:schemeClr val="accent1"/>
+                        </a:fillRef>
+                        <a:effectRef idx="1">
+                          <a:schemeClr val="accent1"/>
+                        </a:effectRef>
+                        <a:fontRef idx="minor">
+                          <a:schemeClr val="tx1"/>
+                        </a:fontRef>
+                      </wps:style>
+                      <wps:bodyPr/>
+                    </wps:wsp>
+                  </a:graphicData>
+                </a:graphic>
+              </wp:anchor>
+            </w:drawing>
+          </mc:Choice>
+          <mc:Fallback>
+            <w:pict>
+              <v:shapetype w14:anchorId="1F859EAA" id="_x0000_t32" coordsize="21600,21600" o:spt="32" o:oned="t" path="m,l21600,21600e" filled="f">
+                <v:path arrowok="t" fillok="f" o:connecttype="none"/>
+                <o:lock v:ext="edit" shapetype="t"/>
+              </v:shapetype>
+              <v:shape id="Straight Arrow Connector 83" o:spid="_x0000_s1026" type="#_x0000_t32" style="position:absolute;margin-left:361.45pt;margin-top:280.2pt;width:.4pt;height:55pt;flip:x y;z-index:251816960;visibility:visible;mso-wrap-style:square;mso-wrap-distance-left:9pt;mso-wrap-distance-top:0;mso-wrap-distance-right:9pt;mso-wrap-distance-bottom:0;mso-position-horizontal:absolute;mso-position-horizontal-relative:text;mso-position-vertical:absolute;mso-position-vertical-relative:text" o:gfxdata="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" strokecolor="#e00" strokeweight="3pt">
+                <v:stroke endarrow="block" joinstyle="miter"/>
+              </v:shape>
+            </w:pict>
+          </mc:Fallback>
+        </mc:AlternateContent>
+      </w:r>
+      <w:r>
+        <w:rPr>
+          <w:noProof/>
+        </w:rPr>
+        <mc:AlternateContent>
+          <mc:Choice Requires="wps">
+            <w:drawing>
+              <wp:anchor distT="0" distB="0" distL="114300" distR="114300" simplePos="0" relativeHeight="251814912" behindDoc="0" locked="0" layoutInCell="1" allowOverlap="1" wp14:anchorId="4542914E" wp14:editId="71527A0C">
+                <wp:simplePos x="0" y="0"/>
+                <wp:positionH relativeFrom="column">
+                  <wp:posOffset>4245429</wp:posOffset>
+                </wp:positionH>
+                <wp:positionV relativeFrom="paragraph">
+                  <wp:posOffset>3566823</wp:posOffset>
+                </wp:positionV>
+                <wp:extent cx="5024" cy="698360"/>
+                <wp:effectExtent l="57150" t="38100" r="71755" b="6985"/>
+                <wp:wrapNone/>
+                <wp:docPr id="1307180969" name="Straight Arrow Connector 83"/>
+                <wp:cNvGraphicFramePr/>
+                <a:graphic xmlns:a="http://schemas.openxmlformats.org/drawingml/2006/main">
+                  <a:graphicData uri="http://schemas.microsoft.com/office/word/2010/wordprocessingShape">
+                    <wps:wsp>
+                      <wps:cNvCnPr/>
+                      <wps:spPr>
+                        <a:xfrm flipH="1" flipV="1">
+                          <a:off x="0" y="0"/>
+                          <a:ext cx="5024" cy="698360"/>
+                        </a:xfrm>
+                        <a:prstGeom prst="straightConnector1">
+                          <a:avLst/>
+                        </a:prstGeom>
+                        <a:ln w="38100">
+                          <a:solidFill>
+                            <a:srgbClr val="EE0000"/>
+                          </a:solidFill>
+                          <a:tailEnd type="triangle"/>
+                        </a:ln>
+                      </wps:spPr>
+                      <wps:style>
+                        <a:lnRef idx="2">
+                          <a:schemeClr val="accent1"/>
+                        </a:lnRef>
+                        <a:fillRef idx="0">
+                          <a:schemeClr val="accent1"/>
+                        </a:fillRef>
+                        <a:effectRef idx="1">
+                          <a:schemeClr val="accent1"/>
+                        </a:effectRef>
+                        <a:fontRef idx="minor">
+                          <a:schemeClr val="tx1"/>
+                        </a:fontRef>
+                      </wps:style>
+                      <wps:bodyPr/>
+                    </wps:wsp>
+                  </a:graphicData>
+                </a:graphic>
+              </wp:anchor>
+            </w:drawing>
+          </mc:Choice>
+          <mc:Fallback>
+            <w:pict>
+              <v:shape w14:anchorId="5403CB03" id="Straight Arrow Connector 83" o:spid="_x0000_s1026" type="#_x0000_t32" style="position:absolute;margin-left:334.3pt;margin-top:280.85pt;width:.4pt;height:55pt;flip:x y;z-index:251814912;visibility:visible;mso-wrap-style:square;mso-wrap-distance-left:9pt;mso-wrap-distance-top:0;mso-wrap-distance-right:9pt;mso-wrap-distance-bottom:0;mso-position-horizontal:absolute;mso-position-horizontal-relative:text;mso-position-vertical:absolute;mso-position-vertical-relative:text" o:gfxdata="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" strokecolor="#e00" strokeweight="3pt">
+                <v:stroke endarrow="block" joinstyle="miter"/>
+              </v:shape>
+            </w:pict>
+          </mc:Fallback>
+        </mc:AlternateContent>
+      </w:r>
+      <w:r>
+        <w:rPr>
+          <w:noProof/>
+        </w:rPr>
+        <mc:AlternateContent>
+          <mc:Choice Requires="wps">
+            <w:drawing>
+              <wp:anchor distT="45720" distB="45720" distL="114300" distR="114300" simplePos="0" relativeHeight="251809792" behindDoc="0" locked="0" layoutInCell="1" allowOverlap="1" wp14:anchorId="15DCD79F" wp14:editId="45C167EC">
+                <wp:simplePos x="0" y="0"/>
+                <wp:positionH relativeFrom="column">
+                  <wp:posOffset>2670837</wp:posOffset>
+                </wp:positionH>
+                <wp:positionV relativeFrom="paragraph">
+                  <wp:posOffset>4257403</wp:posOffset>
+                </wp:positionV>
+                <wp:extent cx="1470660" cy="1105232"/>
+                <wp:effectExtent l="0" t="0" r="0" b="0"/>
+                <wp:wrapThrough wrapText="bothSides">
+                  <wp:wrapPolygon edited="0">
+                    <wp:start x="839" y="0"/>
+                    <wp:lineTo x="839" y="21228"/>
+                    <wp:lineTo x="20705" y="21228"/>
+                    <wp:lineTo x="20705" y="0"/>
+                    <wp:lineTo x="839" y="0"/>
+                  </wp:wrapPolygon>
+                </wp:wrapThrough>
+                <wp:docPr id="1870829392" name="Text Box 2"/>
+                <wp:cNvGraphicFramePr>
+                  <a:graphicFrameLocks xmlns:a="http://schemas.openxmlformats.org/drawingml/2006/main"/>
+                </wp:cNvGraphicFramePr>
+                <a:graphic xmlns:a="http://schemas.openxmlformats.org/drawingml/2006/main">
+                  <a:graphicData uri="http://schemas.microsoft.com/office/word/2010/wordprocessingShape">
+                    <wps:wsp>
+                      <wps:cNvSpPr txBox="1">
+                        <a:spLocks noChangeArrowheads="1"/>
+                      </wps:cNvSpPr>
+                      <wps:spPr bwMode="auto">
+                        <a:xfrm>
+                          <a:off x="0" y="0"/>
+                          <a:ext cx="1470660" cy="1105232"/>
+                        </a:xfrm>
+                        <a:prstGeom prst="rect">
+                          <a:avLst/>
+                        </a:prstGeom>
+                        <a:noFill/>
+                        <a:ln w="9525">
+                          <a:noFill/>
+                          <a:miter lim="800000"/>
+                          <a:headEnd/>
+                          <a:tailEnd/>
+                        </a:ln>
+                      </wps:spPr>
+                      <wps:txbx>
+                        <w:txbxContent>
+                          <w:p>
+                            <w:pPr>
+                              <w:jc w:val="center"/>
+                            </w:pPr>
+                            <w:r>
+                              <w:t>Unipolar/Bipolar Diode Clamp</w:t>
+                            </w:r>
+                            <w:r>
+                              <w:br/>
+                              <w:t>(Short for unipolar)</w:t>
+                            </w:r>
+                          </w:p>
+                          <w:p>
+                            <w:pPr>
+                              <w:jc w:val="center"/>
+                            </w:pPr>
+                            <w:r>
+                              <w:t>(Open for bipolar)</w:t>
+                            </w:r>
+                          </w:p>
+                        </w:txbxContent>
+                      </wps:txbx>
+                      <wps:bodyPr rot="0" vert="horz" wrap="square" lIns="91440" tIns="45720" rIns="91440" bIns="45720" anchor="t" anchorCtr="0">
+                        <a:noAutofit/>
+                      </wps:bodyPr>
+                    </wps:wsp>
+                  </a:graphicData>
+                </a:graphic>
+                <wp14:sizeRelH relativeFrom="margin">
+                  <wp14:pctWidth>0</wp14:pctWidth>
+                </wp14:sizeRelH>
+                <wp14:sizeRelV relativeFrom="margin">
+                  <wp14:pctHeight>0</wp14:pctHeight>
+                </wp14:sizeRelV>
+              </wp:anchor>
+            </w:drawing>
+          </mc:Choice>
+          <mc:Fallback>
+            <w:pict>
+              <v:shape w14:anchorId="15DCD79F" id="_x0000_s1053" type="#_x0000_t202" style="position:absolute;margin-left:210.3pt;margin-top:335.25pt;width:115.8pt;height:87.05pt;z-index:251809792;visibility:visible;mso-wrap-style:square;mso-width-percent:0;mso-height-percent:0;mso-wrap-distance-left:9pt;mso-wrap-distance-top:3.6pt;mso-wrap-distance-right:9pt;mso-wrap-distance-bottom:3.6pt;mso-position-horizontal:absolute;mso-position-horizontal-relative:text;mso-position-vertical:absolute;mso-position-vertical-relative:text;mso-width-percent:0;mso-height-percent:0;mso-width-relative:margin;mso-height-relative:margin;v-text-anchor:top" o:gfxdata="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" filled="f" stroked="f">
+                <v:textbox>
+                  <w:txbxContent>
+                    <w:p>
+                      <w:pPr>
+                        <w:jc w:val="center"/>
+                      </w:pPr>
+                      <w:r>
+                        <w:t>Unipolar/Bipolar Diode Clamp</w:t>
+                      </w:r>
+                      <w:r>
+                        <w:br/>
+                        <w:t>(Short for unipolar)</w:t>
+                      </w:r>
+                    </w:p>
+                    <w:p>
+                      <w:pPr>
+                        <w:jc w:val="center"/>
+                      </w:pPr>
+                      <w:r>
+                        <w:t>(Open for bipolar)</w:t>
+                      </w:r>
+                    </w:p>
+                  </w:txbxContent>
+                </v:textbox>
+                <w10:wrap type="through"/>
+              </v:shape>
+            </w:pict>
+          </mc:Fallback>
+        </mc:AlternateContent>
+      </w:r>
+      <w:r>
+        <w:rPr>
+          <w:noProof/>
+        </w:rPr>
+        <mc:AlternateContent>
+          <mc:Choice Requires="wps">
+            <w:drawing>
+              <wp:anchor distT="0" distB="0" distL="114300" distR="114300" simplePos="0" relativeHeight="251811840" behindDoc="0" locked="0" layoutInCell="1" allowOverlap="1" wp14:anchorId="75279B25" wp14:editId="3DE0523E">
+                <wp:simplePos x="0" y="0"/>
+                <wp:positionH relativeFrom="column">
+                  <wp:posOffset>3424395</wp:posOffset>
+                </wp:positionH>
+                <wp:positionV relativeFrom="paragraph">
+                  <wp:posOffset>3375695</wp:posOffset>
+                </wp:positionV>
+                <wp:extent cx="473410" cy="871792"/>
+                <wp:effectExtent l="38100" t="95250" r="0" b="24130"/>
+                <wp:wrapNone/>
+                <wp:docPr id="1505988916" name="Connector: Elbow 82"/>
+                <wp:cNvGraphicFramePr/>
+                <a:graphic xmlns:a="http://schemas.openxmlformats.org/drawingml/2006/main">
+                  <a:graphicData uri="http://schemas.microsoft.com/office/word/2010/wordprocessingShape">
+                    <wps:wsp>
+                      <wps:cNvCnPr/>
+                      <wps:spPr>
+                        <a:xfrm flipV="1">
+                          <a:off x="0" y="0"/>
+                          <a:ext cx="473410" cy="871792"/>
+                        </a:xfrm>
+                        <a:prstGeom prst="bentConnector3">
+                          <a:avLst>
+                            <a:gd name="adj1" fmla="val -3642"/>
+                          </a:avLst>
+                        </a:prstGeom>
+                        <a:ln w="38100">
+                          <a:solidFill>
+                            <a:srgbClr val="EE0000"/>
+                          </a:solidFill>
+                          <a:tailEnd type="triangle"/>
+                        </a:ln>
+                      </wps:spPr>
+                      <wps:style>
+                        <a:lnRef idx="2">
+                          <a:schemeClr val="accent1"/>
+                        </a:lnRef>
+                        <a:fillRef idx="0">
+                          <a:schemeClr val="accent1"/>
+                        </a:fillRef>
+                        <a:effectRef idx="1">
+                          <a:schemeClr val="accent1"/>
+                        </a:effectRef>
+                        <a:fontRef idx="minor">
+                          <a:schemeClr val="tx1"/>
+                        </a:fontRef>
+                      </wps:style>
+                      <wps:bodyPr/>
+                    </wps:wsp>
+                  </a:graphicData>
+                </a:graphic>
+                <wp14:sizeRelH relativeFrom="margin">
+                  <wp14:pctWidth>0</wp14:pctWidth>
+                </wp14:sizeRelH>
+                <wp14:sizeRelV relativeFrom="margin">
+                  <wp14:pctHeight>0</wp14:pctHeight>
+                </wp14:sizeRelV>
+              </wp:anchor>
+            </w:drawing>
+          </mc:Choice>
+          <mc:Fallback>
+            <w:pict>
+              <v:shapetype w14:anchorId="20C5209F" id="_x0000_t34" coordsize="21600,21600" o:spt="34" o:oned="t" adj="10800" path="m,l@0,0@0,21600,21600,21600e" filled="f">
+                <v:stroke joinstyle="miter"/>
+                <v:formulas>
+                  <v:f eqn="val #0"/>
+                </v:formulas>
+                <v:path arrowok="t" fillok="f" o:connecttype="none"/>
+                <v:handles>
+                  <v:h position="#0,center"/>
+                </v:handles>
+                <o:lock v:ext="edit" shapetype="t"/>
+              </v:shapetype>
+              <v:shape id="Connector: Elbow 82" o:spid="_x0000_s1026" type="#_x0000_t34" style="position:absolute;margin-left:269.65pt;margin-top:265.8pt;width:37.3pt;height:68.65pt;flip:y;z-index:251811840;visibility:visible;mso-wrap-style:square;mso-width-percent:0;mso-height-percent:0;mso-wrap-distance-left:9pt;mso-wrap-distance-top:0;mso-wrap-distance-right:9pt;mso-wrap-distance-bottom:0;mso-position-horizontal:absolute;mso-position-horizontal-relative:text;mso-position-vertical:absolute;mso-position-vertical-relative:text;mso-width-percent:0;mso-height-percent:0;mso-width-relative:margin;mso-height-relative:margin" o:gfxdata="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" adj="-787" strokecolor="#e00" strokeweight="3pt">
+                <v:stroke endarrow="block"/>
+              </v:shape>
+            </w:pict>
+          </mc:Fallback>
+        </mc:AlternateContent>
+      </w:r>
+      <w:r>
+        <w:rPr>
+          <w:noProof/>
+        </w:rPr>
+        <mc:AlternateContent>
+          <mc:Choice Requires="wps">
+            <w:drawing>
+              <wp:anchor distT="0" distB="0" distL="114300" distR="114300" simplePos="0" relativeHeight="251791360" behindDoc="0" locked="0" layoutInCell="1" allowOverlap="1" wp14:anchorId="63629964" wp14:editId="5149047F">
+                <wp:simplePos x="0" y="0"/>
+                <wp:positionH relativeFrom="column">
+                  <wp:posOffset>3425356</wp:posOffset>
+                </wp:positionH>
+                <wp:positionV relativeFrom="paragraph">
+                  <wp:posOffset>2752172</wp:posOffset>
+                </wp:positionV>
+                <wp:extent cx="465455" cy="1495011"/>
+                <wp:effectExtent l="38100" t="95250" r="0" b="29210"/>
+                <wp:wrapNone/>
+                <wp:docPr id="1774350616" name="Connector: Elbow 82"/>
+                <wp:cNvGraphicFramePr/>
+                <a:graphic xmlns:a="http://schemas.openxmlformats.org/drawingml/2006/main">
+                  <a:graphicData uri="http://schemas.microsoft.com/office/word/2010/wordprocessingShape">
+                    <wps:wsp>
+                      <wps:cNvCnPr/>
+                      <wps:spPr>
+                        <a:xfrm flipV="1">
+                          <a:off x="0" y="0"/>
+                          <a:ext cx="465455" cy="1495011"/>
+                        </a:xfrm>
+                        <a:prstGeom prst="bentConnector3">
+                          <a:avLst>
+                            <a:gd name="adj1" fmla="val -3642"/>
+                          </a:avLst>
+                        </a:prstGeom>
+                        <a:ln w="38100">
+                          <a:solidFill>
+                            <a:srgbClr val="EE0000"/>
+                          </a:solidFill>
+                          <a:tailEnd type="triangle"/>
+                        </a:ln>
+                      </wps:spPr>
+                      <wps:style>
+                        <a:lnRef idx="2">
+                          <a:schemeClr val="accent1"/>
+                        </a:lnRef>
+                        <a:fillRef idx="0">
+                          <a:schemeClr val="accent1"/>
+                        </a:fillRef>
+                        <a:effectRef idx="1">
+                          <a:schemeClr val="accent1"/>
+                        </a:effectRef>
+                        <a:fontRef idx="minor">
+                          <a:schemeClr val="tx1"/>
+                        </a:fontRef>
+                      </wps:style>
+                      <wps:bodyPr/>
+                    </wps:wsp>
+                  </a:graphicData>
+                </a:graphic>
+                <wp14:sizeRelH relativeFrom="margin">
+                  <wp14:pctWidth>0</wp14:pctWidth>
+                </wp14:sizeRelH>
+                <wp14:sizeRelV relativeFrom="margin">
+                  <wp14:pctHeight>0</wp14:pctHeight>
+                </wp14:sizeRelV>
+              </wp:anchor>
+            </w:drawing>
+          </mc:Choice>
+          <mc:Fallback>
+            <w:pict>
+              <v:shape w14:anchorId="71DC365B" id="Connector: Elbow 82" o:spid="_x0000_s1026" type="#_x0000_t34" style="position:absolute;margin-left:269.7pt;margin-top:216.7pt;width:36.65pt;height:117.7pt;flip:y;z-index:251791360;visibility:visible;mso-wrap-style:square;mso-width-percent:0;mso-height-percent:0;mso-wrap-distance-left:9pt;mso-wrap-distance-top:0;mso-wrap-distance-right:9pt;mso-wrap-distance-bottom:0;mso-position-horizontal:absolute;mso-position-horizontal-relative:text;mso-position-vertical:absolute;mso-position-vertical-relative:text;mso-width-percent:0;mso-height-percent:0;mso-width-relative:margin;mso-height-relative:margin" o:gfxdata="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" adj="-787" strokecolor="#e00" strokeweight="3pt">
+                <v:stroke endarrow="block"/>
+              </v:shape>
+            </w:pict>
+          </mc:Fallback>
+        </mc:AlternateContent>
+      </w:r>
+      <w:r>
+        <w:rPr>
+          <w:noProof/>
+        </w:rPr>
+        <mc:AlternateContent>
+          <mc:Choice Requires="wps">
+            <w:drawing>
+              <wp:anchor distT="45720" distB="45720" distL="114300" distR="114300" simplePos="0" relativeHeight="251807744" behindDoc="0" locked="0" layoutInCell="1" allowOverlap="1" wp14:anchorId="0B9C2755" wp14:editId="4BCB8070">
+                <wp:simplePos x="0" y="0"/>
+                <wp:positionH relativeFrom="column">
+                  <wp:posOffset>6974150</wp:posOffset>
+                </wp:positionH>
+                <wp:positionV relativeFrom="paragraph">
+                  <wp:posOffset>4987980</wp:posOffset>
+                </wp:positionV>
+                <wp:extent cx="1073150" cy="317500"/>
+                <wp:effectExtent l="0" t="0" r="0" b="6350"/>
+                <wp:wrapThrough wrapText="bothSides">
+                  <wp:wrapPolygon edited="0">
+                    <wp:start x="1150" y="0"/>
+                    <wp:lineTo x="1150" y="20736"/>
+                    <wp:lineTo x="20322" y="20736"/>
+                    <wp:lineTo x="20322" y="0"/>
+                    <wp:lineTo x="1150" y="0"/>
+                  </wp:wrapPolygon>
+                </wp:wrapThrough>
+                <wp:docPr id="2116637668" name="Text Box 2"/>
+                <wp:cNvGraphicFramePr>
+                  <a:graphicFrameLocks xmlns:a="http://schemas.openxmlformats.org/drawingml/2006/main"/>
+                </wp:cNvGraphicFramePr>
+                <a:graphic xmlns:a="http://schemas.openxmlformats.org/drawingml/2006/main">
+                  <a:graphicData uri="http://schemas.microsoft.com/office/word/2010/wordprocessingShape">
+                    <wps:wsp>
+                      <wps:cNvSpPr txBox="1">
+                        <a:spLocks noChangeArrowheads="1"/>
+                      </wps:cNvSpPr>
+                      <wps:spPr bwMode="auto">
+                        <a:xfrm>
+                          <a:off x="0" y="0"/>
+                          <a:ext cx="1073150" cy="317500"/>
+                        </a:xfrm>
+                        <a:prstGeom prst="rect">
+                          <a:avLst/>
+                        </a:prstGeom>
+                        <a:noFill/>
+                        <a:ln w="9525">
+                          <a:noFill/>
+                          <a:miter lim="800000"/>
+                          <a:headEnd/>
+                          <a:tailEnd/>
+                        </a:ln>
+                      </wps:spPr>
+                      <wps:txbx>
+                        <w:txbxContent>
+                          <w:p>
+                            <w:pPr>
+                              <w:jc w:val="center"/>
+                            </w:pPr>
+                            <w:r>
+                              <w:t>DCCT Cables</w:t>
+                            </w:r>
+                          </w:p>
+                        </w:txbxContent>
+                      </wps:txbx>
+                      <wps:bodyPr rot="0" vert="horz" wrap="square" lIns="91440" tIns="45720" rIns="91440" bIns="45720" anchor="t" anchorCtr="0">
+                        <a:noAutofit/>
+                      </wps:bodyPr>
+                    </wps:wsp>
+                  </a:graphicData>
+                </a:graphic>
+                <wp14:sizeRelH relativeFrom="margin">
+                  <wp14:pctWidth>0</wp14:pctWidth>
+                </wp14:sizeRelH>
+                <wp14:sizeRelV relativeFrom="margin">
+                  <wp14:pctHeight>0</wp14:pctHeight>
+                </wp14:sizeRelV>
+              </wp:anchor>
+            </w:drawing>
+          </mc:Choice>
+          <mc:Fallback>
+            <w:pict>
+              <v:shape w14:anchorId="0B9C2755" id="_x0000_s1054" type="#_x0000_t202" style="position:absolute;margin-left:549.15pt;margin-top:392.75pt;width:84.5pt;height:25pt;z-index:251807744;visibility:visible;mso-wrap-style:square;mso-width-percent:0;mso-height-percent:0;mso-wrap-distance-left:9pt;mso-wrap-distance-top:3.6pt;mso-wrap-distance-right:9pt;mso-wrap-distance-bottom:3.6pt;mso-position-horizontal:absolute;mso-position-horizontal-relative:text;mso-position-vertical:absolute;mso-position-vertical-relative:text;mso-width-percent:0;mso-height-percent:0;mso-width-relative:margin;mso-height-relative:margin;v-text-anchor:top" o:gfxdata="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" filled="f" stroked="f">
+                <v:textbox>
+                  <w:txbxContent>
+                    <w:p>
+                      <w:pPr>
+                        <w:jc w:val="center"/>
+                      </w:pPr>
+                      <w:r>
+                        <w:t>DCCT Cables</w:t>
+                      </w:r>
+                    </w:p>
+                  </w:txbxContent>
+                </v:textbox>
+                <w10:wrap type="through"/>
+              </v:shape>
+            </w:pict>
+          </mc:Fallback>
+        </mc:AlternateContent>
+      </w:r>
+      <w:r>
+        <w:rPr>
+          <w:noProof/>
+        </w:rPr>
+        <mc:AlternateContent>
+          <mc:Choice Requires="wps">
+            <w:drawing>
+              <wp:anchor distT="45720" distB="45720" distL="114300" distR="114300" simplePos="0" relativeHeight="251805696" behindDoc="0" locked="0" layoutInCell="1" allowOverlap="1" wp14:anchorId="75BA688D" wp14:editId="01444EE2">
+                <wp:simplePos x="0" y="0"/>
+                <wp:positionH relativeFrom="column">
+                  <wp:posOffset>452948</wp:posOffset>
+                </wp:positionH>
+                <wp:positionV relativeFrom="paragraph">
+                  <wp:posOffset>4986213</wp:posOffset>
+                </wp:positionV>
+                <wp:extent cx="1073150" cy="317500"/>
+                <wp:effectExtent l="0" t="0" r="0" b="6350"/>
+                <wp:wrapThrough wrapText="bothSides">
+                  <wp:wrapPolygon edited="0">
+                    <wp:start x="1150" y="0"/>
+                    <wp:lineTo x="1150" y="20736"/>
+                    <wp:lineTo x="20322" y="20736"/>
+                    <wp:lineTo x="20322" y="0"/>
+                    <wp:lineTo x="1150" y="0"/>
+                  </wp:wrapPolygon>
+                </wp:wrapThrough>
+                <wp:docPr id="1504639303" name="Text Box 2"/>
+                <wp:cNvGraphicFramePr>
+                  <a:graphicFrameLocks xmlns:a="http://schemas.openxmlformats.org/drawingml/2006/main"/>
+                </wp:cNvGraphicFramePr>
+                <a:graphic xmlns:a="http://schemas.openxmlformats.org/drawingml/2006/main">
+                  <a:graphicData uri="http://schemas.microsoft.com/office/word/2010/wordprocessingShape">
+                    <wps:wsp>
+                      <wps:cNvSpPr txBox="1">
+                        <a:spLocks noChangeArrowheads="1"/>
+                      </wps:cNvSpPr>
+                      <wps:spPr bwMode="auto">
+                        <a:xfrm>
+                          <a:off x="0" y="0"/>
+                          <a:ext cx="1073150" cy="317500"/>
+                        </a:xfrm>
+                        <a:prstGeom prst="rect">
+                          <a:avLst/>
+                        </a:prstGeom>
+                        <a:noFill/>
+                        <a:ln w="9525">
+                          <a:noFill/>
+                          <a:miter lim="800000"/>
+                          <a:headEnd/>
+                          <a:tailEnd/>
+                        </a:ln>
+                      </wps:spPr>
+                      <wps:txbx>
+                        <w:txbxContent>
+                          <w:p>
+                            <w:pPr>
+                              <w:jc w:val="center"/>
+                            </w:pPr>
+                            <w:r>
+                              <w:t>DCCT Cables</w:t>
+                            </w:r>
+                          </w:p>
+                        </w:txbxContent>
+                      </wps:txbx>
+                      <wps:bodyPr rot="0" vert="horz" wrap="square" lIns="91440" tIns="45720" rIns="91440" bIns="45720" anchor="t" anchorCtr="0">
+                        <a:noAutofit/>
+                      </wps:bodyPr>
+                    </wps:wsp>
+                  </a:graphicData>
+                </a:graphic>
+                <wp14:sizeRelH relativeFrom="margin">
+                  <wp14:pctWidth>0</wp14:pctWidth>
+                </wp14:sizeRelH>
+                <wp14:sizeRelV relativeFrom="margin">
+                  <wp14:pctHeight>0</wp14:pctHeight>
+                </wp14:sizeRelV>
+              </wp:anchor>
+            </w:drawing>
+          </mc:Choice>
+          <mc:Fallback>
+            <w:pict>
+              <v:shape w14:anchorId="75BA688D" id="_x0000_s1055" type="#_x0000_t202" style="position:absolute;margin-left:35.65pt;margin-top:392.6pt;width:84.5pt;height:25pt;z-index:251805696;visibility:visible;mso-wrap-style:square;mso-width-percent:0;mso-height-percent:0;mso-wrap-distance-left:9pt;mso-wrap-distance-top:3.6pt;mso-wrap-distance-right:9pt;mso-wrap-distance-bottom:3.6pt;mso-position-horizontal:absolute;mso-position-horizontal-relative:text;mso-position-vertical:absolute;mso-position-vertical-relative:text;mso-width-percent:0;mso-height-percent:0;mso-width-relative:margin;mso-height-relative:margin;v-text-anchor:top" o:gfxdata="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" filled="f" stroked="f">
+                <v:textbox>
+                  <w:txbxContent>
+                    <w:p>
+                      <w:pPr>
+                        <w:jc w:val="center"/>
+                      </w:pPr>
+                      <w:r>
+                        <w:t>DCCT Cables</w:t>
+                      </w:r>
+                    </w:p>
+                  </w:txbxContent>
+                </v:textbox>
+                <w10:wrap type="through"/>
+              </v:shape>
+            </w:pict>
+          </mc:Fallback>
+        </mc:AlternateContent>
+      </w:r>
+      <w:r>
+        <w:rPr>
+          <w:noProof/>
+        </w:rPr>
+        <mc:AlternateContent>
+          <mc:Choice Requires="wps">
+            <w:drawing>
+              <wp:anchor distT="0" distB="0" distL="114300" distR="114300" simplePos="0" relativeHeight="251803648" behindDoc="0" locked="0" layoutInCell="1" allowOverlap="1" wp14:anchorId="46451DD6" wp14:editId="501ADB12">
+                <wp:simplePos x="0" y="0"/>
+                <wp:positionH relativeFrom="column">
+                  <wp:posOffset>6832600</wp:posOffset>
+                </wp:positionH>
+                <wp:positionV relativeFrom="paragraph">
+                  <wp:posOffset>3404235</wp:posOffset>
+                </wp:positionV>
+                <wp:extent cx="452755" cy="1428750"/>
+                <wp:effectExtent l="38100" t="95250" r="0" b="19050"/>
+                <wp:wrapNone/>
+                <wp:docPr id="1854869265" name="Connector: Elbow 82"/>
+                <wp:cNvGraphicFramePr/>
+                <a:graphic xmlns:a="http://schemas.openxmlformats.org/drawingml/2006/main">
+                  <a:graphicData uri="http://schemas.microsoft.com/office/word/2010/wordprocessingShape">
+                    <wps:wsp>
+                      <wps:cNvCnPr/>
+                      <wps:spPr>
+                        <a:xfrm flipV="1">
+                          <a:off x="0" y="0"/>
+                          <a:ext cx="452755" cy="1428750"/>
+                        </a:xfrm>
+                        <a:prstGeom prst="bentConnector3">
+                          <a:avLst>
+                            <a:gd name="adj1" fmla="val -3642"/>
+                          </a:avLst>
+                        </a:prstGeom>
+                        <a:ln w="38100">
+                          <a:solidFill>
+                            <a:srgbClr val="EE0000"/>
+                          </a:solidFill>
+                          <a:tailEnd type="triangle"/>
+                        </a:ln>
+                      </wps:spPr>
+                      <wps:style>
+                        <a:lnRef idx="2">
+                          <a:schemeClr val="accent1"/>
+                        </a:lnRef>
+                        <a:fillRef idx="0">
+                          <a:schemeClr val="accent1"/>
+                        </a:fillRef>
+                        <a:effectRef idx="1">
+                          <a:schemeClr val="accent1"/>
+                        </a:effectRef>
+                        <a:fontRef idx="minor">
+                          <a:schemeClr val="tx1"/>
+                        </a:fontRef>
+                      </wps:style>
+                      <wps:bodyPr/>
+                    </wps:wsp>
+                  </a:graphicData>
+                </a:graphic>
+                <wp14:sizeRelH relativeFrom="margin">
+                  <wp14:pctWidth>0</wp14:pctWidth>
+                </wp14:sizeRelH>
+                <wp14:sizeRelV relativeFrom="margin">
+                  <wp14:pctHeight>0</wp14:pctHeight>
+                </wp14:sizeRelV>
+              </wp:anchor>
+            </w:drawing>
+          </mc:Choice>
+          <mc:Fallback>
+            <w:pict>
+              <v:shape w14:anchorId="63B40056" id="Connector: Elbow 82" o:spid="_x0000_s1026" type="#_x0000_t34" style="position:absolute;margin-left:538pt;margin-top:268.05pt;width:35.65pt;height:112.5pt;flip:y;z-index:251803648;visibility:visible;mso-wrap-style:square;mso-width-percent:0;mso-height-percent:0;mso-wrap-distance-left:9pt;mso-wrap-distance-top:0;mso-wrap-distance-right:9pt;mso-wrap-distance-bottom:0;mso-position-horizontal:absolute;mso-position-horizontal-relative:text;mso-position-vertical:absolute;mso-position-vertical-relative:text;mso-width-percent:0;mso-height-percent:0;mso-width-relative:margin;mso-height-relative:margin" o:gfxdata="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" adj="-787" strokecolor="#e00" strokeweight="3pt">
+                <v:stroke endarrow="block"/>
+              </v:shape>
+            </w:pict>
+          </mc:Fallback>
+        </mc:AlternateContent>
+      </w:r>
+      <w:r>
+        <w:rPr>
+          <w:noProof/>
+        </w:rPr>
+        <mc:AlternateContent>
+          <mc:Choice Requires="wps">
+            <w:drawing>
+              <wp:anchor distT="0" distB="0" distL="114300" distR="114300" simplePos="0" relativeHeight="251801600" behindDoc="0" locked="0" layoutInCell="1" allowOverlap="1" wp14:anchorId="30366BFE" wp14:editId="2F0B71BD">
+                <wp:simplePos x="0" y="0"/>
+                <wp:positionH relativeFrom="column">
+                  <wp:posOffset>6832600</wp:posOffset>
+                </wp:positionH>
+                <wp:positionV relativeFrom="paragraph">
+                  <wp:posOffset>2673985</wp:posOffset>
+                </wp:positionV>
+                <wp:extent cx="465669" cy="1943076"/>
+                <wp:effectExtent l="38100" t="95250" r="0" b="19685"/>
+                <wp:wrapNone/>
+                <wp:docPr id="1688484956" name="Connector: Elbow 82"/>
+                <wp:cNvGraphicFramePr/>
+                <a:graphic xmlns:a="http://schemas.openxmlformats.org/drawingml/2006/main">
+                  <a:graphicData uri="http://schemas.microsoft.com/office/word/2010/wordprocessingShape">
+                    <wps:wsp>
+                      <wps:cNvCnPr/>
+                      <wps:spPr>
+                        <a:xfrm flipV="1">
+                          <a:off x="0" y="0"/>
+                          <a:ext cx="465669" cy="1943076"/>
+                        </a:xfrm>
+                        <a:prstGeom prst="bentConnector3">
+                          <a:avLst>
+                            <a:gd name="adj1" fmla="val -3642"/>
+                          </a:avLst>
+                        </a:prstGeom>
+                        <a:ln w="38100">
+                          <a:solidFill>
+                            <a:srgbClr val="EE0000"/>
+                          </a:solidFill>
+                          <a:tailEnd type="triangle"/>
+                        </a:ln>
+                      </wps:spPr>
+                      <wps:style>
+                        <a:lnRef idx="2">
+                          <a:schemeClr val="accent1"/>
+                        </a:lnRef>
+                        <a:fillRef idx="0">
+                          <a:schemeClr val="accent1"/>
+                        </a:fillRef>
+                        <a:effectRef idx="1">
+                          <a:schemeClr val="accent1"/>
+                        </a:effectRef>
+                        <a:fontRef idx="minor">
+                          <a:schemeClr val="tx1"/>
+                        </a:fontRef>
+                      </wps:style>
+                      <wps:bodyPr/>
+                    </wps:wsp>
+                  </a:graphicData>
+                </a:graphic>
+                <wp14:sizeRelH relativeFrom="margin">
+                  <wp14:pctWidth>0</wp14:pctWidth>
+                </wp14:sizeRelH>
+                <wp14:sizeRelV relativeFrom="margin">
+                  <wp14:pctHeight>0</wp14:pctHeight>
+                </wp14:sizeRelV>
+              </wp:anchor>
+            </w:drawing>
+          </mc:Choice>
+          <mc:Fallback>
+            <w:pict>
+              <v:shape w14:anchorId="126346D3" id="Connector: Elbow 82" o:spid="_x0000_s1026" type="#_x0000_t34" style="position:absolute;margin-left:538pt;margin-top:210.55pt;width:36.65pt;height:153pt;flip:y;z-index:251801600;visibility:visible;mso-wrap-style:square;mso-width-percent:0;mso-height-percent:0;mso-wrap-distance-left:9pt;mso-wrap-distance-top:0;mso-wrap-distance-right:9pt;mso-wrap-distance-bottom:0;mso-position-horizontal:absolute;mso-position-horizontal-relative:text;mso-position-vertical:absolute;mso-position-vertical-relative:text;mso-width-percent:0;mso-height-percent:0;mso-width-relative:margin;mso-height-relative:margin" o:gfxdata="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" adj="-787" strokecolor="#e00" strokeweight="3pt">
+                <v:stroke endarrow="block"/>
+              </v:shape>
+            </w:pict>
+          </mc:Fallback>
+        </mc:AlternateContent>
+      </w:r>
+      <w:r>
+        <w:rPr>
+          <w:noProof/>
+        </w:rPr>
+        <mc:AlternateContent>
+          <mc:Choice Requires="wps">
+            <w:drawing>
+              <wp:anchor distT="0" distB="0" distL="114300" distR="114300" simplePos="0" relativeHeight="251799552" behindDoc="0" locked="0" layoutInCell="1" allowOverlap="1" wp14:anchorId="481E824A" wp14:editId="06148996">
+                <wp:simplePos x="0" y="0"/>
+                <wp:positionH relativeFrom="column">
+                  <wp:posOffset>7518400</wp:posOffset>
+                </wp:positionH>
+                <wp:positionV relativeFrom="paragraph">
+                  <wp:posOffset>3753485</wp:posOffset>
+                </wp:positionV>
+                <wp:extent cx="0" cy="1214323"/>
+                <wp:effectExtent l="57150" t="38100" r="57150" b="5080"/>
+                <wp:wrapNone/>
+                <wp:docPr id="802631993" name="Straight Arrow Connector 81"/>
+                <wp:cNvGraphicFramePr/>
+                <a:graphic xmlns:a="http://schemas.openxmlformats.org/drawingml/2006/main">
+                  <a:graphicData uri="http://schemas.microsoft.com/office/word/2010/wordprocessingShape">
+                    <wps:wsp>
+                      <wps:cNvCnPr/>
+                      <wps:spPr>
+                        <a:xfrm flipV="1">
+                          <a:off x="0" y="0"/>
+                          <a:ext cx="0" cy="1214323"/>
+                        </a:xfrm>
+                        <a:prstGeom prst="straightConnector1">
+                          <a:avLst/>
+                        </a:prstGeom>
+                        <a:ln w="38100">
+                          <a:solidFill>
+                            <a:srgbClr val="EE0000"/>
+                          </a:solidFill>
+                          <a:tailEnd type="triangle"/>
+                        </a:ln>
+                      </wps:spPr>
+                      <wps:style>
+                        <a:lnRef idx="2">
+                          <a:schemeClr val="accent1"/>
+                        </a:lnRef>
+                        <a:fillRef idx="0">
+                          <a:schemeClr val="accent1"/>
+                        </a:fillRef>
+                        <a:effectRef idx="1">
+                          <a:schemeClr val="accent1"/>
+                        </a:effectRef>
+                        <a:fontRef idx="minor">
+                          <a:schemeClr val="tx1"/>
+                        </a:fontRef>
+                      </wps:style>
+                      <wps:bodyPr/>
+                    </wps:wsp>
+                  </a:graphicData>
+                </a:graphic>
+              </wp:anchor>
+            </w:drawing>
+          </mc:Choice>
+          <mc:Fallback>
+            <w:pict>
+              <v:shape w14:anchorId="4B5908E9" id="Straight Arrow Connector 81" o:spid="_x0000_s1026" type="#_x0000_t32" style="position:absolute;margin-left:592pt;margin-top:295.55pt;width:0;height:95.6pt;flip:y;z-index:251799552;visibility:visible;mso-wrap-style:square;mso-wrap-distance-left:9pt;mso-wrap-distance-top:0;mso-wrap-distance-right:9pt;mso-wrap-distance-bottom:0;mso-position-horizontal:absolute;mso-position-horizontal-relative:text;mso-position-vertical:absolute;mso-position-vertical-relative:text" o:gfxdata="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" strokecolor="#e00" strokeweight="3pt">
+                <v:stroke endarrow="block" joinstyle="miter"/>
+              </v:shape>
+            </w:pict>
+          </mc:Fallback>
+        </mc:AlternateContent>
+      </w:r>
+      <w:r>
+        <w:rPr>
+          <w:noProof/>
+        </w:rPr>
+        <mc:AlternateContent>
+          <mc:Choice Requires="wps">
+            <w:drawing>
+              <wp:anchor distT="0" distB="0" distL="114300" distR="114300" simplePos="0" relativeHeight="251797504" behindDoc="0" locked="0" layoutInCell="1" allowOverlap="1" wp14:anchorId="3AD26E53" wp14:editId="5EB69DB4">
+                <wp:simplePos x="0" y="0"/>
+                <wp:positionH relativeFrom="column">
+                  <wp:posOffset>984250</wp:posOffset>
+                </wp:positionH>
+                <wp:positionV relativeFrom="paragraph">
+                  <wp:posOffset>3728085</wp:posOffset>
+                </wp:positionV>
+                <wp:extent cx="0" cy="1214323"/>
+                <wp:effectExtent l="57150" t="38100" r="57150" b="5080"/>
+                <wp:wrapNone/>
+                <wp:docPr id="131947870" name="Straight Arrow Connector 81"/>
+                <wp:cNvGraphicFramePr/>
+                <a:graphic xmlns:a="http://schemas.openxmlformats.org/drawingml/2006/main">
+                  <a:graphicData uri="http://schemas.microsoft.com/office/word/2010/wordprocessingShape">
+                    <wps:wsp>
+                      <wps:cNvCnPr/>
+                      <wps:spPr>
+                        <a:xfrm flipV="1">
+                          <a:off x="0" y="0"/>
+                          <a:ext cx="0" cy="1214323"/>
+                        </a:xfrm>
+                        <a:prstGeom prst="straightConnector1">
+                          <a:avLst/>
+                        </a:prstGeom>
+                        <a:ln w="38100">
+                          <a:solidFill>
+                            <a:srgbClr val="EE0000"/>
+                          </a:solidFill>
+                          <a:tailEnd type="triangle"/>
+                        </a:ln>
+                      </wps:spPr>
+                      <wps:style>
+                        <a:lnRef idx="2">
+                          <a:schemeClr val="accent1"/>
+                        </a:lnRef>
+                        <a:fillRef idx="0">
+                          <a:schemeClr val="accent1"/>
+                        </a:fillRef>
+                        <a:effectRef idx="1">
+                          <a:schemeClr val="accent1"/>
+                        </a:effectRef>
+                        <a:fontRef idx="minor">
+                          <a:schemeClr val="tx1"/>
+                        </a:fontRef>
+                      </wps:style>
+                      <wps:bodyPr/>
+                    </wps:wsp>
+                  </a:graphicData>
+                </a:graphic>
+              </wp:anchor>
+            </w:drawing>
+          </mc:Choice>
+          <mc:Fallback>
+            <w:pict>
+              <v:shape w14:anchorId="46F6F69D" id="Straight Arrow Connector 81" o:spid="_x0000_s1026" type="#_x0000_t32" style="position:absolute;margin-left:77.5pt;margin-top:293.55pt;width:0;height:95.6pt;flip:y;z-index:251797504;visibility:visible;mso-wrap-style:square;mso-wrap-distance-left:9pt;mso-wrap-distance-top:0;mso-wrap-distance-right:9pt;mso-wrap-distance-bottom:0;mso-position-horizontal:absolute;mso-position-horizontal-relative:text;mso-position-vertical:absolute;mso-position-vertical-relative:text" o:gfxdata="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" strokecolor="#e00" strokeweight="3pt">
+                <v:stroke endarrow="block" joinstyle="miter"/>
+              </v:shape>
+            </w:pict>
+          </mc:Fallback>
+        </mc:AlternateContent>
+      </w:r>
+      <w:r>
+        <w:drawing>
+          <wp:anchor distT="0" distB="0" distL="114300" distR="114300" simplePos="0" relativeHeight="251789312" behindDoc="0" locked="0" layoutInCell="1" allowOverlap="1" wp14:anchorId="241E8BEF" wp14:editId="58118015">
+            <wp:simplePos x="0" y="0"/>
+            <wp:positionH relativeFrom="column">
+              <wp:posOffset>188595</wp:posOffset>
+            </wp:positionH>
+            <wp:positionV relativeFrom="paragraph">
+              <wp:posOffset>551535</wp:posOffset>
+            </wp:positionV>
+            <wp:extent cx="8048625" cy="3409950"/>
+            <wp:effectExtent l="0" t="0" r="9525" b="0"/>
+            <wp:wrapThrough wrapText="bothSides">
+              <wp:wrapPolygon edited="0">
+                <wp:start x="0" y="0"/>
+                <wp:lineTo x="0" y="21479"/>
+                <wp:lineTo x="21574" y="21479"/>
+                <wp:lineTo x="21574" y="0"/>
+                <wp:lineTo x="0" y="0"/>
+              </wp:wrapPolygon>
+            </wp:wrapThrough>
+            <wp:docPr id="1239798601" name="Picture 78"/>
+            <wp:cNvGraphicFramePr>
+              <a:graphicFrameLocks xmlns:a="http://schemas.openxmlformats.org/drawingml/2006/main" noChangeAspect="1"/>
+            </wp:cNvGraphicFramePr>
+            <a:graphic xmlns:a="http://schemas.openxmlformats.org/drawingml/2006/main">
+              <a:graphicData uri="http://schemas.openxmlformats.org/drawingml/2006/picture">
+                <pic:pic xmlns:pic="http://schemas.openxmlformats.org/drawingml/2006/picture">
+                  <pic:nvPicPr>
+                    <pic:cNvPr id="0" name="Picture 6"/>
+                    <pic:cNvPicPr>
+                      <a:picLocks noChangeAspect="1" noChangeArrowheads="1"/>
+                    </pic:cNvPicPr>
+                  </pic:nvPicPr>
+                  <pic:blipFill rotWithShape="1">
+                    <a:blip r:embed="rId8" cstate="print">
+                      <a:extLst>
+                        <a:ext uri="{28A0092B-C50C-407E-A947-70E740481C1C}">
+                          <a14:useLocalDpi xmlns:a14="http://schemas.microsoft.com/office/drawing/2010/main" val="0"/>
+                        </a:ext>
+                      </a:extLst>
+                    </a:blip>
+                    <a:srcRect l="2199" b="11269"/>
+                    <a:stretch>
+                      <a:fillRect/>
+                    </a:stretch>
+                  </pic:blipFill>
+                  <pic:spPr bwMode="auto">
+                    <a:xfrm>
+                      <a:off x="0" y="0"/>
+                      <a:ext cx="8048625" cy="3409950"/>
+                    </a:xfrm>
+                    <a:prstGeom prst="rect">
+                      <a:avLst/>
+                    </a:prstGeom>
+                    <a:noFill/>
+                    <a:ln>
+                      <a:noFill/>
+                    </a:ln>
+                    <a:extLst>
+                      <a:ext uri="{53640926-AAD7-44D8-BBD7-CCE9431645EC}">
+                        <a14:shadowObscured xmlns:a14="http://schemas.microsoft.com/office/drawing/2010/main"/>
+                      </a:ext>
+                    </a:extLst>
+                  </pic:spPr>
+                </pic:pic>
+              </a:graphicData>
+            </a:graphic>
+          </wp:anchor>
+        </w:drawing>
+      </w:r>
+      <w:r>
+        <w:br w:type="page"/>
+      </w:r>
+    </w:p>
+    <w:p>
+      <w:pPr>
+        <w:sectPr>
+          <w:pgSz w:w="15840" w:h="12240" w:orient="landscape"/>
+          <w:pgMar w:top="1440" w:right="1440" w:bottom="1440" w:left="1440" w:header="720" w:footer="720" w:gutter="0"/>
+          <w:cols w:space="720"/>
+          <w:docGrid w:linePitch="360"/>
+        </w:sectPr>
+      </w:pPr>
+    </w:p>
+    <w:p/>
+    <w:p/>
+    <w:p>
+      <w:r>
+        <w:drawing>
+          <wp:anchor distT="0" distB="0" distL="114300" distR="114300" simplePos="0" relativeHeight="251788288" behindDoc="0" locked="0" layoutInCell="1" allowOverlap="1" wp14:anchorId="299B8B44" wp14:editId="39D2C814">
+            <wp:simplePos x="0" y="0"/>
+            <wp:positionH relativeFrom="column">
+              <wp:posOffset>1277007</wp:posOffset>
+            </wp:positionH>
+            <wp:positionV relativeFrom="paragraph">
+              <wp:posOffset>611111</wp:posOffset>
+            </wp:positionV>
+            <wp:extent cx="5191125" cy="3714750"/>
+            <wp:effectExtent l="0" t="0" r="9525" b="0"/>
+            <wp:wrapThrough wrapText="bothSides">
+              <wp:wrapPolygon edited="0">
+                <wp:start x="0" y="0"/>
+                <wp:lineTo x="0" y="21489"/>
+                <wp:lineTo x="21560" y="21489"/>
+                <wp:lineTo x="21560" y="0"/>
+                <wp:lineTo x="0" y="0"/>
+              </wp:wrapPolygon>
+            </wp:wrapThrough>
+            <wp:docPr id="1117514036" name="Picture 80"/>
+            <wp:cNvGraphicFramePr>
+              <a:graphicFrameLocks xmlns:a="http://schemas.openxmlformats.org/drawingml/2006/main" noChangeAspect="1"/>
+            </wp:cNvGraphicFramePr>
+            <a:graphic xmlns:a="http://schemas.openxmlformats.org/drawingml/2006/main">
+              <a:graphicData uri="http://schemas.openxmlformats.org/drawingml/2006/picture">
+                <pic:pic xmlns:pic="http://schemas.openxmlformats.org/drawingml/2006/picture">
+                  <pic:nvPicPr>
+                    <pic:cNvPr id="0" name="Picture 13"/>
+                    <pic:cNvPicPr>
+                      <a:picLocks noChangeAspect="1" noChangeArrowheads="1"/>
+                    </pic:cNvPicPr>
+                  </pic:nvPicPr>
+                  <pic:blipFill rotWithShape="1">
+                    <a:blip r:embed="rId9" cstate="print">
+                      <a:extLst>
+                        <a:ext uri="{28A0092B-C50C-407E-A947-70E740481C1C}">
+                          <a14:useLocalDpi xmlns:a14="http://schemas.microsoft.com/office/drawing/2010/main" val="0"/>
+                        </a:ext>
+                      </a:extLst>
+                    </a:blip>
+                    <a:srcRect l="16319" r="20602" b="3337"/>
+                    <a:stretch>
+                      <a:fillRect/>
+                    </a:stretch>
+                  </pic:blipFill>
+                  <pic:spPr bwMode="auto">
+                    <a:xfrm>
+                      <a:off x="0" y="0"/>
+                      <a:ext cx="5191125" cy="3714750"/>
+                    </a:xfrm>
+                    <a:prstGeom prst="rect">
+                      <a:avLst/>
+                    </a:prstGeom>
+                    <a:noFill/>
+                    <a:ln>
+                      <a:noFill/>
+                    </a:ln>
+                    <a:extLst>
+                      <a:ext uri="{53640926-AAD7-44D8-BBD7-CCE9431645EC}">
+                        <a14:shadowObscured xmlns:a14="http://schemas.microsoft.com/office/drawing/2010/main"/>
+                      </a:ext>
+                    </a:extLst>
+                  </pic:spPr>
+                </pic:pic>
+              </a:graphicData>
+            </a:graphic>
+          </wp:anchor>
+        </w:drawing>
+      </w:r>
+      <w:r>
+        <w:br w:type="page"/>
+      </w:r>
+    </w:p>
+    <w:p/>
+    <w:p/>
+    <w:p>
+      <w:r>
+        <w:br w:type="page"/>
+      </w:r>
+    </w:p>
     <w:p>
       <w:pPr>
         <w:sectPr>
@@ -4875,7 +6312,7 @@
           </mc:Choice>
           <mc:Fallback>
             <w:pict>
-              <v:shape w14:anchorId="650822CC" id="_x0000_s1050" type="#_x0000_t202" style="position:absolute;margin-left:437.4pt;margin-top:232.05pt;width:43.65pt;height:19.25pt;z-index:251734016;visibility:visible;mso-wrap-style:square;mso-width-percent:0;mso-height-percent:0;mso-wrap-distance-left:9pt;mso-wrap-distance-top:3.6pt;mso-wrap-distance-right:9pt;mso-wrap-distance-bottom:3.6pt;mso-position-horizontal:absolute;mso-position-horizontal-relative:text;mso-position-vertical:absolute;mso-position-vertical-relative:page;mso-width-percent:0;mso-height-percent:0;mso-width-relative:margin;mso-height-relative:margin;v-text-anchor:top" o:gfxdata="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" filled="f" stroked="f">
+              <v:shape w14:anchorId="650822CC" id="_x0000_s1056" type="#_x0000_t202" style="position:absolute;margin-left:437.4pt;margin-top:232.05pt;width:43.65pt;height:19.25pt;z-index:251734016;visibility:visible;mso-wrap-style:square;mso-width-percent:0;mso-height-percent:0;mso-wrap-distance-left:9pt;mso-wrap-distance-top:3.6pt;mso-wrap-distance-right:9pt;mso-wrap-distance-bottom:3.6pt;mso-position-horizontal:absolute;mso-position-horizontal-relative:text;mso-position-vertical:absolute;mso-position-vertical-relative:page;mso-width-percent:0;mso-height-percent:0;mso-width-relative:margin;mso-height-relative:margin;v-text-anchor:top" o:gfxdata="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" filled="f" stroked="f">
                 <v:textbox>
                   <w:txbxContent>
                     <w:p>
@@ -5052,7 +6489,7 @@
           </mc:Choice>
           <mc:Fallback>
             <w:pict>
-              <v:shape w14:anchorId="01B96CDE" id="_x0000_s1051" type="#_x0000_t202" style="position:absolute;margin-left:396.2pt;margin-top:231.8pt;width:43.7pt;height:19.25pt;z-index:251730944;visibility:visible;mso-wrap-style:square;mso-width-percent:0;mso-height-percent:0;mso-wrap-distance-left:9pt;mso-wrap-distance-top:3.6pt;mso-wrap-distance-right:9pt;mso-wrap-distance-bottom:3.6pt;mso-position-horizontal:absolute;mso-position-horizontal-relative:text;mso-position-vertical:absolute;mso-position-vertical-relative:page;mso-width-percent:0;mso-height-percent:0;mso-width-relative:margin;mso-height-relative:margin;v-text-anchor:top" o:gfxdata="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" filled="f" stroked="f">
+              <v:shape w14:anchorId="01B96CDE" id="_x0000_s1057" type="#_x0000_t202" style="position:absolute;margin-left:396.2pt;margin-top:231.8pt;width:43.7pt;height:19.25pt;z-index:251730944;visibility:visible;mso-wrap-style:square;mso-width-percent:0;mso-height-percent:0;mso-wrap-distance-left:9pt;mso-wrap-distance-top:3.6pt;mso-wrap-distance-right:9pt;mso-wrap-distance-bottom:3.6pt;mso-position-horizontal:absolute;mso-position-horizontal-relative:text;mso-position-vertical:absolute;mso-position-vertical-relative:page;mso-width-percent:0;mso-height-percent:0;mso-width-relative:margin;mso-height-relative:margin;v-text-anchor:top" o:gfxdata="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" filled="f" stroked="f">
                 <v:textbox>
                   <w:txbxContent>
                     <w:p>
@@ -5749,7 +7186,7 @@
                     <pic:cNvPicPr/>
                   </pic:nvPicPr>
                   <pic:blipFill rotWithShape="1">
-                    <a:blip r:embed="rId8" cstate="print">
+                    <a:blip r:embed="rId10" cstate="print">
                       <a:extLst>
                         <a:ext uri="{28A0092B-C50C-407E-A947-70E740481C1C}">
                           <a14:useLocalDpi xmlns:a14="http://schemas.microsoft.com/office/drawing/2010/main" val="0"/>
@@ -5866,7 +7303,7 @@
           </mc:Choice>
           <mc:Fallback>
             <w:pict>
-              <v:shape w14:anchorId="7D3A6A12" id="_x0000_s1052" type="#_x0000_t202" style="position:absolute;margin-left:145.35pt;margin-top:402.8pt;width:66pt;height:28pt;z-index:251708416;visibility:visible;mso-wrap-style:square;mso-width-percent:0;mso-height-percent:0;mso-wrap-distance-left:9pt;mso-wrap-distance-top:3.6pt;mso-wrap-distance-right:9pt;mso-wrap-distance-bottom:3.6pt;mso-position-horizontal:absolute;mso-position-horizontal-relative:text;mso-position-vertical:absolute;mso-position-vertical-relative:page;mso-width-percent:0;mso-height-percent:0;mso-width-relative:margin;mso-height-relative:margin;v-text-anchor:top" o:gfxdata="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" filled="f" stroked="f">
+              <v:shape w14:anchorId="7D3A6A12" id="_x0000_s1058" type="#_x0000_t202" style="position:absolute;margin-left:145.35pt;margin-top:402.8pt;width:66pt;height:28pt;z-index:251708416;visibility:visible;mso-wrap-style:square;mso-width-percent:0;mso-height-percent:0;mso-wrap-distance-left:9pt;mso-wrap-distance-top:3.6pt;mso-wrap-distance-right:9pt;mso-wrap-distance-bottom:3.6pt;mso-position-horizontal:absolute;mso-position-horizontal-relative:text;mso-position-vertical:absolute;mso-position-vertical-relative:page;mso-width-percent:0;mso-height-percent:0;mso-width-relative:margin;mso-height-relative:margin;v-text-anchor:top" o:gfxdata="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" filled="f" stroked="f">
                 <v:textbox>
                   <w:txbxContent>
                     <w:p>
@@ -5952,17 +7389,8 @@
                                 <w:sz w:val="20"/>
                                 <w:szCs w:val="20"/>
                               </w:rPr>
-                              <w:t>“SFP</w:t>
+                              <w:t>“SFP1”FOFB</w:t>
                             </w:r>
-                            <w:proofErr w:type="gramStart"/>
-                            <w:r>
-                              <w:rPr>
-                                <w:sz w:val="20"/>
-                                <w:szCs w:val="20"/>
-                              </w:rPr>
-                              <w:t>1”FOFB</w:t>
-                            </w:r>
-                            <w:proofErr w:type="gramEnd"/>
                           </w:p>
                         </w:txbxContent>
                       </wps:txbx>
@@ -5983,7 +7411,7 @@
           </mc:Choice>
           <mc:Fallback>
             <w:pict>
-              <v:shape w14:anchorId="3A3A6870" id="_x0000_s1053" type="#_x0000_t202" style="position:absolute;margin-left:207.75pt;margin-top:389.95pt;width:47pt;height:32.4pt;z-index:251719680;visibility:visible;mso-wrap-style:square;mso-width-percent:0;mso-height-percent:0;mso-wrap-distance-left:9pt;mso-wrap-distance-top:3.6pt;mso-wrap-distance-right:9pt;mso-wrap-distance-bottom:3.6pt;mso-position-horizontal:absolute;mso-position-horizontal-relative:text;mso-position-vertical:absolute;mso-position-vertical-relative:page;mso-width-percent:0;mso-height-percent:0;mso-width-relative:margin;mso-height-relative:margin;v-text-anchor:top" o:gfxdata="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" filled="f" stroked="f">
+              <v:shape w14:anchorId="3A3A6870" id="_x0000_s1059" type="#_x0000_t202" style="position:absolute;margin-left:207.75pt;margin-top:389.95pt;width:47pt;height:32.4pt;z-index:251719680;visibility:visible;mso-wrap-style:square;mso-width-percent:0;mso-height-percent:0;mso-wrap-distance-left:9pt;mso-wrap-distance-top:3.6pt;mso-wrap-distance-right:9pt;mso-wrap-distance-bottom:3.6pt;mso-position-horizontal:absolute;mso-position-horizontal-relative:text;mso-position-vertical:absolute;mso-position-vertical-relative:page;mso-width-percent:0;mso-height-percent:0;mso-width-relative:margin;mso-height-relative:margin;v-text-anchor:top" o:gfxdata="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" filled="f" stroked="f">
                 <v:textbox>
                   <w:txbxContent>
                     <w:p>
@@ -6000,17 +7428,8 @@
                           <w:sz w:val="20"/>
                           <w:szCs w:val="20"/>
                         </w:rPr>
-                        <w:t>“SFP</w:t>
+                        <w:t>“SFP1”FOFB</w:t>
                       </w:r>
-                      <w:proofErr w:type="gramStart"/>
-                      <w:r>
-                        <w:rPr>
-                          <w:sz w:val="20"/>
-                          <w:szCs w:val="20"/>
-                        </w:rPr>
-                        <w:t>1”FOFB</w:t>
-                      </w:r>
-                      <w:proofErr w:type="gramEnd"/>
                     </w:p>
                   </w:txbxContent>
                 </v:textbox>
@@ -6101,7 +7520,7 @@
           </mc:Choice>
           <mc:Fallback>
             <w:pict>
-              <v:shape w14:anchorId="4C657A69" id="_x0000_s1054" type="#_x0000_t202" style="position:absolute;margin-left:173.85pt;margin-top:423.3pt;width:59pt;height:35.5pt;z-index:251709440;visibility:visible;mso-wrap-style:square;mso-width-percent:0;mso-height-percent:0;mso-wrap-distance-left:9pt;mso-wrap-distance-top:3.6pt;mso-wrap-distance-right:9pt;mso-wrap-distance-bottom:3.6pt;mso-position-horizontal:absolute;mso-position-horizontal-relative:text;mso-position-vertical:absolute;mso-position-vertical-relative:page;mso-width-percent:0;mso-height-percent:0;mso-width-relative:margin;mso-height-relative:margin;v-text-anchor:top" o:gfxdata="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" filled="f" stroked="f">
+              <v:shape w14:anchorId="4C657A69" id="_x0000_s1060" type="#_x0000_t202" style="position:absolute;margin-left:173.85pt;margin-top:423.3pt;width:59pt;height:35.5pt;z-index:251709440;visibility:visible;mso-wrap-style:square;mso-width-percent:0;mso-height-percent:0;mso-wrap-distance-left:9pt;mso-wrap-distance-top:3.6pt;mso-wrap-distance-right:9pt;mso-wrap-distance-bottom:3.6pt;mso-position-horizontal:absolute;mso-position-horizontal-relative:text;mso-position-vertical:absolute;mso-position-vertical-relative:page;mso-width-percent:0;mso-height-percent:0;mso-width-relative:margin;mso-height-relative:margin;v-text-anchor:top" o:gfxdata="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" filled="f" stroked="f">
                 <v:textbox>
                   <w:txbxContent>
                     <w:p>
@@ -6209,7 +7628,7 @@
           </mc:Choice>
           <mc:Fallback>
             <w:pict>
-              <v:shape w14:anchorId="4A16A3AA" id="_x0000_s1055" type="#_x0000_t202" style="position:absolute;margin-left:478.3pt;margin-top:400.75pt;width:66pt;height:28pt;z-index:251713536;visibility:visible;mso-wrap-style:square;mso-width-percent:0;mso-height-percent:0;mso-wrap-distance-left:9pt;mso-wrap-distance-top:3.6pt;mso-wrap-distance-right:9pt;mso-wrap-distance-bottom:3.6pt;mso-position-horizontal:absolute;mso-position-horizontal-relative:text;mso-position-vertical:absolute;mso-position-vertical-relative:page;mso-width-percent:0;mso-height-percent:0;mso-width-relative:margin;mso-height-relative:margin;v-text-anchor:top" o:gfxdata="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" filled="f" stroked="f">
+              <v:shape w14:anchorId="4A16A3AA" id="_x0000_s1061" type="#_x0000_t202" style="position:absolute;margin-left:478.3pt;margin-top:400.75pt;width:66pt;height:28pt;z-index:251713536;visibility:visible;mso-wrap-style:square;mso-width-percent:0;mso-height-percent:0;mso-wrap-distance-left:9pt;mso-wrap-distance-top:3.6pt;mso-wrap-distance-right:9pt;mso-wrap-distance-bottom:3.6pt;mso-position-horizontal:absolute;mso-position-horizontal-relative:text;mso-position-vertical:absolute;mso-position-vertical-relative:page;mso-width-percent:0;mso-height-percent:0;mso-width-relative:margin;mso-height-relative:margin;v-text-anchor:top" o:gfxdata="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" filled="f" stroked="f">
                 <v:textbox>
                   <w:txbxContent>
                     <w:p>
@@ -6317,7 +7736,7 @@
           </mc:Choice>
           <mc:Fallback>
             <w:pict>
-              <v:shape w14:anchorId="376D6846" id="_x0000_s1056" type="#_x0000_t202" style="position:absolute;margin-left:427.15pt;margin-top:400.85pt;width:66pt;height:28pt;z-index:251712512;visibility:visible;mso-wrap-style:square;mso-width-percent:0;mso-height-percent:0;mso-wrap-distance-left:9pt;mso-wrap-distance-top:3.6pt;mso-wrap-distance-right:9pt;mso-wrap-distance-bottom:3.6pt;mso-position-horizontal:absolute;mso-position-horizontal-relative:text;mso-position-vertical:absolute;mso-position-vertical-relative:page;mso-width-percent:0;mso-height-percent:0;mso-width-relative:margin;mso-height-relative:margin;v-text-anchor:top" o:gfxdata="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" filled="f" stroked="f">
+              <v:shape w14:anchorId="376D6846" id="_x0000_s1062" type="#_x0000_t202" style="position:absolute;margin-left:427.15pt;margin-top:400.85pt;width:66pt;height:28pt;z-index:251712512;visibility:visible;mso-wrap-style:square;mso-width-percent:0;mso-height-percent:0;mso-wrap-distance-left:9pt;mso-wrap-distance-top:3.6pt;mso-wrap-distance-right:9pt;mso-wrap-distance-bottom:3.6pt;mso-position-horizontal:absolute;mso-position-horizontal-relative:text;mso-position-vertical:absolute;mso-position-vertical-relative:page;mso-width-percent:0;mso-height-percent:0;mso-width-relative:margin;mso-height-relative:margin;v-text-anchor:top" o:gfxdata="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" filled="f" stroked="f">
                 <v:textbox>
                   <w:txbxContent>
                     <w:p>
@@ -6432,7 +7851,7 @@
           </mc:Choice>
           <mc:Fallback>
             <w:pict>
-              <v:shape w14:anchorId="02D08291" id="_x0000_s1057" type="#_x0000_t202" style="position:absolute;margin-left:386.25pt;margin-top:401.65pt;width:66pt;height:28pt;z-index:251711488;visibility:visible;mso-wrap-style:square;mso-width-percent:0;mso-height-percent:0;mso-wrap-distance-left:9pt;mso-wrap-distance-top:3.6pt;mso-wrap-distance-right:9pt;mso-wrap-distance-bottom:3.6pt;mso-position-horizontal:absolute;mso-position-horizontal-relative:text;mso-position-vertical:absolute;mso-position-vertical-relative:page;mso-width-percent:0;mso-height-percent:0;mso-width-relative:margin;mso-height-relative:margin;v-text-anchor:top" o:gfxdata="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" filled="f" stroked="f">
+              <v:shape w14:anchorId="02D08291" id="_x0000_s1063" type="#_x0000_t202" style="position:absolute;margin-left:386.25pt;margin-top:401.65pt;width:66pt;height:28pt;z-index:251711488;visibility:visible;mso-wrap-style:square;mso-width-percent:0;mso-height-percent:0;mso-wrap-distance-left:9pt;mso-wrap-distance-top:3.6pt;mso-wrap-distance-right:9pt;mso-wrap-distance-bottom:3.6pt;mso-position-horizontal:absolute;mso-position-horizontal-relative:text;mso-position-vertical:absolute;mso-position-vertical-relative:page;mso-width-percent:0;mso-height-percent:0;mso-width-relative:margin;mso-height-relative:margin;v-text-anchor:top" o:gfxdata="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" filled="f" stroked="f">
                 <v:textbox>
                   <w:txbxContent>
                     <w:p>
@@ -6547,7 +7966,7 @@
           </mc:Choice>
           <mc:Fallback>
             <w:pict>
-              <v:shape w14:anchorId="73898A64" id="_x0000_s1058" type="#_x0000_t202" style="position:absolute;margin-left:285.8pt;margin-top:434.65pt;width:76.5pt;height:53.15pt;z-index:251715584;visibility:visible;mso-wrap-style:square;mso-width-percent:0;mso-height-percent:0;mso-wrap-distance-left:9pt;mso-wrap-distance-top:3.6pt;mso-wrap-distance-right:9pt;mso-wrap-distance-bottom:3.6pt;mso-position-horizontal:absolute;mso-position-horizontal-relative:text;mso-position-vertical:absolute;mso-position-vertical-relative:page;mso-width-percent:0;mso-height-percent:0;mso-width-relative:margin;mso-height-relative:margin;v-text-anchor:top" o:gfxdata="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" filled="f" stroked="f">
+              <v:shape w14:anchorId="73898A64" id="_x0000_s1064" type="#_x0000_t202" style="position:absolute;margin-left:285.8pt;margin-top:434.65pt;width:76.5pt;height:53.15pt;z-index:251715584;visibility:visible;mso-wrap-style:square;mso-width-percent:0;mso-height-percent:0;mso-wrap-distance-left:9pt;mso-wrap-distance-top:3.6pt;mso-wrap-distance-right:9pt;mso-wrap-distance-bottom:3.6pt;mso-position-horizontal:absolute;mso-position-horizontal-relative:text;mso-position-vertical:absolute;mso-position-vertical-relative:page;mso-width-percent:0;mso-height-percent:0;mso-width-relative:margin;mso-height-relative:margin;v-text-anchor:top" o:gfxdata="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" filled="f" stroked="f">
                 <v:textbox>
                   <w:txbxContent>
                     <w:p>
@@ -6634,17 +8053,8 @@
                                 <w:sz w:val="20"/>
                                 <w:szCs w:val="20"/>
                               </w:rPr>
-                              <w:t>“SFP</w:t>
+                              <w:t>“SFP2”FOFB</w:t>
                             </w:r>
-                            <w:proofErr w:type="gramStart"/>
-                            <w:r>
-                              <w:rPr>
-                                <w:sz w:val="20"/>
-                                <w:szCs w:val="20"/>
-                              </w:rPr>
-                              <w:t>2”FOFB</w:t>
-                            </w:r>
-                            <w:proofErr w:type="gramEnd"/>
                           </w:p>
                         </w:txbxContent>
                       </wps:txbx>
@@ -6665,7 +8075,7 @@
           </mc:Choice>
           <mc:Fallback>
             <w:pict>
-              <v:shape w14:anchorId="51C78DEB" id="_x0000_s1059" type="#_x0000_t202" style="position:absolute;margin-left:231.35pt;margin-top:416.55pt;width:47pt;height:32.4pt;z-index:251722752;visibility:visible;mso-wrap-style:square;mso-width-percent:0;mso-height-percent:0;mso-wrap-distance-left:9pt;mso-wrap-distance-top:3.6pt;mso-wrap-distance-right:9pt;mso-wrap-distance-bottom:3.6pt;mso-position-horizontal:absolute;mso-position-horizontal-relative:text;mso-position-vertical:absolute;mso-position-vertical-relative:page;mso-width-percent:0;mso-height-percent:0;mso-width-relative:margin;mso-height-relative:margin;v-text-anchor:top" o:gfxdata="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" filled="f" stroked="f">
+              <v:shape w14:anchorId="51C78DEB" id="_x0000_s1065" type="#_x0000_t202" style="position:absolute;margin-left:231.35pt;margin-top:416.55pt;width:47pt;height:32.4pt;z-index:251722752;visibility:visible;mso-wrap-style:square;mso-width-percent:0;mso-height-percent:0;mso-wrap-distance-left:9pt;mso-wrap-distance-top:3.6pt;mso-wrap-distance-right:9pt;mso-wrap-distance-bottom:3.6pt;mso-position-horizontal:absolute;mso-position-horizontal-relative:text;mso-position-vertical:absolute;mso-position-vertical-relative:page;mso-width-percent:0;mso-height-percent:0;mso-width-relative:margin;mso-height-relative:margin;v-text-anchor:top" o:gfxdata="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" filled="f" stroked="f">
                 <v:textbox>
                   <w:txbxContent>
                     <w:p>
@@ -6682,17 +8092,8 @@
                           <w:sz w:val="20"/>
                           <w:szCs w:val="20"/>
                         </w:rPr>
-                        <w:t>“SFP</w:t>
+                        <w:t>“SFP2”FOFB</w:t>
                       </w:r>
-                      <w:proofErr w:type="gramStart"/>
-                      <w:r>
-                        <w:rPr>
-                          <w:sz w:val="20"/>
-                          <w:szCs w:val="20"/>
-                        </w:rPr>
-                        <w:t>2”FOFB</w:t>
-                      </w:r>
-                      <w:proofErr w:type="gramEnd"/>
                     </w:p>
                   </w:txbxContent>
                 </v:textbox>
@@ -6815,7 +8216,7 @@
           </mc:Choice>
           <mc:Fallback>
             <w:pict>
-              <v:shape w14:anchorId="1E82EAF5" id="_x0000_s1060" type="#_x0000_t202" style="position:absolute;margin-left:220.05pt;margin-top:446.75pt;width:103.75pt;height:53.25pt;z-index:251710464;visibility:visible;mso-wrap-style:square;mso-width-percent:0;mso-height-percent:0;mso-wrap-distance-left:9pt;mso-wrap-distance-top:3.6pt;mso-wrap-distance-right:9pt;mso-wrap-distance-bottom:3.6pt;mso-position-horizontal:absolute;mso-position-horizontal-relative:text;mso-position-vertical:absolute;mso-position-vertical-relative:page;mso-width-percent:0;mso-height-percent:0;mso-width-relative:margin;mso-height-relative:margin;v-text-anchor:top" o:gfxdata="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" filled="f" stroked="f">
+              <v:shape w14:anchorId="1E82EAF5" id="_x0000_s1066" type="#_x0000_t202" style="position:absolute;margin-left:220.05pt;margin-top:446.75pt;width:103.75pt;height:53.25pt;z-index:251710464;visibility:visible;mso-wrap-style:square;mso-width-percent:0;mso-height-percent:0;mso-wrap-distance-left:9pt;mso-wrap-distance-top:3.6pt;mso-wrap-distance-right:9pt;mso-wrap-distance-bottom:3.6pt;mso-position-horizontal:absolute;mso-position-horizontal-relative:text;mso-position-vertical:absolute;mso-position-vertical-relative:page;mso-width-percent:0;mso-height-percent:0;mso-width-relative:margin;mso-height-relative:margin;v-text-anchor:top" o:gfxdata="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" filled="f" stroked="f">
                 <v:textbox>
                   <w:txbxContent>
                     <w:p>
@@ -7564,7 +8965,6 @@
   <w:style w:type="character" w:default="1" w:styleId="DefaultParagraphFont">
     <w:name w:val="Default Paragraph Font"/>
     <w:uiPriority w:val="1"/>
-    <w:semiHidden/>
     <w:unhideWhenUsed/>
   </w:style>
   <w:style w:type="table" w:default="1" w:styleId="TableNormal">
@@ -7876,6 +9276,27 @@
       <w:smallCaps/>
       <w:color w:val="0F4761" w:themeColor="accent1" w:themeShade="BF"/>
       <w:spacing w:val="5"/>
+    </w:rPr>
+  </w:style>
+  <w:style w:type="paragraph" w:styleId="NormalWeb">
+    <w:name w:val="Normal (Web)"/>
+    <w:basedOn w:val="Normal"/>
+    <w:uiPriority w:val="99"/>
+    <w:semiHidden/>
+    <w:unhideWhenUsed/>
+    <w:rsid w:val="00AC0880"/>
+    <w:rPr>
+      <w:rFonts w:ascii="Times New Roman" w:hAnsi="Times New Roman" w:cs="Times New Roman"/>
+    </w:rPr>
+  </w:style>
+  <w:style w:type="character" w:styleId="PlaceholderText">
+    <w:name w:val="Placeholder Text"/>
+    <w:basedOn w:val="DefaultParagraphFont"/>
+    <w:uiPriority w:val="99"/>
+    <w:semiHidden/>
+    <w:rsid w:val="000E2075"/>
+    <w:rPr>
+      <w:color w:val="666666"/>
     </w:rPr>
   </w:style>
 </w:styles>
